--- a/igs/TKB_clinicalprocess_healthcond_description/input/images/SjD_TK_GetDiagnosis_2.0.docx
+++ b/igs/TKB_clinicalprocess_healthcond_description/input/images/SjD_TK_GetDiagnosis_2.0.docx
@@ -1,6 +1,6 @@
 
 <file path=word/document.xml><?xml version="1.0" encoding="utf-8"?>
-<w:document xmlns:wpc="http://schemas.microsoft.com/office/word/2010/wordprocessingCanvas" xmlns:cx="http://schemas.microsoft.com/office/drawing/2014/chartex" xmlns:cx1="http://schemas.microsoft.com/office/drawing/2015/9/8/chartex" xmlns:cx2="http://schemas.microsoft.com/office/drawing/2015/10/21/chartex" xmlns:cx3="http://schemas.microsoft.com/office/drawing/2016/5/9/chartex" xmlns:cx4="http://schemas.microsoft.com/office/drawing/2016/5/10/chartex" xmlns:cx5="http://schemas.microsoft.com/office/drawing/2016/5/11/chartex" xmlns:cx6="http://schemas.microsoft.com/office/drawing/2016/5/12/chartex" xmlns:cx7="http://schemas.microsoft.com/office/drawing/2016/5/13/chartex" xmlns:cx8="http://schemas.microsoft.com/office/drawing/2016/5/14/chartex" xmlns:mc="http://schemas.openxmlformats.org/markup-compatibility/2006" xmlns:aink="http://schemas.microsoft.com/office/drawing/2016/ink" xmlns:am3d="http://schemas.microsoft.com/office/drawing/2017/model3d" xmlns:o="urn:schemas-microsoft-com:office:office" xmlns:oel="http://schemas.microsoft.com/office/2019/extlst" xmlns:r="http://schemas.openxmlformats.org/officeDocument/2006/relationships" xmlns:m="http://schemas.openxmlformats.org/officeDocument/2006/math" xmlns:v="urn:schemas-microsoft-com:vml" xmlns:wp14="http://schemas.microsoft.com/office/word/2010/wordprocessingDrawing" xmlns:wp="http://schemas.openxmlformats.org/drawingml/2006/wordprocessingDrawing" xmlns:w10="urn:schemas-microsoft-com:office:word" xmlns:w="http://schemas.openxmlformats.org/wordprocessingml/2006/main" xmlns:w14="http://schemas.microsoft.com/office/word/2010/wordml" xmlns:w15="http://schemas.microsoft.com/office/word/2012/wordml" xmlns:w16cex="http://schemas.microsoft.com/office/word/2018/wordml/cex" xmlns:w16cid="http://schemas.microsoft.com/office/word/2016/wordml/cid" xmlns:w16="http://schemas.microsoft.com/office/word/2018/wordml" xmlns:w16sdtdh="http://schemas.microsoft.com/office/word/2020/wordml/sdtdatahash" xmlns:w16se="http://schemas.microsoft.com/office/word/2015/wordml/symex" xmlns:wpg="http://schemas.microsoft.com/office/word/2010/wordprocessingGroup" xmlns:wpi="http://schemas.microsoft.com/office/word/2010/wordprocessingInk" xmlns:wne="http://schemas.microsoft.com/office/word/2006/wordml" xmlns:wps="http://schemas.microsoft.com/office/word/2010/wordprocessingShape" mc:Ignorable="w14 w15 w16se w16cid w16 w16cex w16sdtdh wp14">
+<w:document xmlns:wpc="http://schemas.microsoft.com/office/word/2010/wordprocessingCanvas" xmlns:cx="http://schemas.microsoft.com/office/drawing/2014/chartex" xmlns:cx1="http://schemas.microsoft.com/office/drawing/2015/9/8/chartex" xmlns:cx2="http://schemas.microsoft.com/office/drawing/2015/10/21/chartex" xmlns:cx3="http://schemas.microsoft.com/office/drawing/2016/5/9/chartex" xmlns:cx4="http://schemas.microsoft.com/office/drawing/2016/5/10/chartex" xmlns:cx5="http://schemas.microsoft.com/office/drawing/2016/5/11/chartex" xmlns:cx6="http://schemas.microsoft.com/office/drawing/2016/5/12/chartex" xmlns:cx7="http://schemas.microsoft.com/office/drawing/2016/5/13/chartex" xmlns:cx8="http://schemas.microsoft.com/office/drawing/2016/5/14/chartex" xmlns:mc="http://schemas.openxmlformats.org/markup-compatibility/2006" xmlns:aink="http://schemas.microsoft.com/office/drawing/2016/ink" xmlns:am3d="http://schemas.microsoft.com/office/drawing/2017/model3d" xmlns:o="urn:schemas-microsoft-com:office:office" xmlns:oel="http://schemas.microsoft.com/office/2019/extlst" xmlns:r="http://schemas.openxmlformats.org/officeDocument/2006/relationships" xmlns:m="http://schemas.openxmlformats.org/officeDocument/2006/math" xmlns:v="urn:schemas-microsoft-com:vml" xmlns:wp14="http://schemas.microsoft.com/office/word/2010/wordprocessingDrawing" xmlns:wp="http://schemas.openxmlformats.org/drawingml/2006/wordprocessingDrawing" xmlns:w10="urn:schemas-microsoft-com:office:word" xmlns:w="http://schemas.openxmlformats.org/wordprocessingml/2006/main" xmlns:w14="http://schemas.microsoft.com/office/word/2010/wordml" xmlns:w15="http://schemas.microsoft.com/office/word/2012/wordml" xmlns:w16cex="http://schemas.microsoft.com/office/word/2018/wordml/cex" xmlns:w16cid="http://schemas.microsoft.com/office/word/2016/wordml/cid" xmlns:w16="http://schemas.microsoft.com/office/word/2018/wordml" xmlns:w16du="http://schemas.microsoft.com/office/word/2023/wordml/word16du" xmlns:w16sdtdh="http://schemas.microsoft.com/office/word/2020/wordml/sdtdatahash" xmlns:w16sdtfl="http://schemas.microsoft.com/office/word/2024/wordml/sdtformatlock" xmlns:w16se="http://schemas.microsoft.com/office/word/2015/wordml/symex" xmlns:wpg="http://schemas.microsoft.com/office/word/2010/wordprocessingGroup" xmlns:wpi="http://schemas.microsoft.com/office/word/2010/wordprocessingInk" xmlns:wne="http://schemas.microsoft.com/office/word/2006/wordml" xmlns:wps="http://schemas.microsoft.com/office/word/2010/wordprocessingShape" mc:Ignorable="w14 w15 w16se w16cid w16 w16cex w16sdtdh w16sdtfl w16du wp14">
   <w:body>
     <w:sdt>
       <w:sdtPr>
@@ -261,8 +261,8 @@
             <w:rPr>
               <w:b w:val="0"/>
               <w:kern w:val="2"/>
-              <w:sz w:val="22"/>
-              <w:szCs w:val="22"/>
+              <w:sz w:val="24"/>
+              <w:szCs w:val="24"/>
               <w14:ligatures w14:val="standardContextual"/>
             </w:rPr>
           </w:pPr>
@@ -284,7 +284,7 @@
             </w:rPr>
             <w:fldChar w:fldCharType="separate"/>
           </w:r>
-          <w:hyperlink w:anchor="_Toc146288293" w:history="1">
+          <w:hyperlink w:anchor="_Toc196836296" w:history="1">
             <w:r>
               <w:rPr>
                 <w:rStyle w:val="Hyperlnk"/>
@@ -307,7 +307,7 @@
               <w:rPr>
                 <w:webHidden/>
               </w:rPr>
-              <w:instrText xml:space="preserve"> PAGEREF _Toc146288293 \h </w:instrText>
+              <w:instrText xml:space="preserve"> PAGEREF _Toc196836296 \h </w:instrText>
             </w:r>
             <w:r>
               <w:rPr>
@@ -340,12 +340,12 @@
             <w:rPr>
               <w:b w:val="0"/>
               <w:kern w:val="2"/>
-              <w:sz w:val="22"/>
-              <w:szCs w:val="22"/>
+              <w:sz w:val="24"/>
+              <w:szCs w:val="24"/>
               <w14:ligatures w14:val="standardContextual"/>
             </w:rPr>
           </w:pPr>
-          <w:hyperlink w:anchor="_Toc146288294" w:history="1">
+          <w:hyperlink w:anchor="_Toc196836297" w:history="1">
             <w:r>
               <w:rPr>
                 <w:rStyle w:val="Hyperlnk"/>
@@ -356,8 +356,8 @@
               <w:rPr>
                 <w:b w:val="0"/>
                 <w:kern w:val="2"/>
-                <w:sz w:val="22"/>
-                <w:szCs w:val="22"/>
+                <w:sz w:val="24"/>
+                <w:szCs w:val="24"/>
                 <w14:ligatures w14:val="standardContextual"/>
               </w:rPr>
               <w:tab/>
@@ -384,7 +384,7 @@
               <w:rPr>
                 <w:webHidden/>
               </w:rPr>
-              <w:instrText xml:space="preserve"> PAGEREF _Toc146288294 \h </w:instrText>
+              <w:instrText xml:space="preserve"> PAGEREF _Toc196836297 \h </w:instrText>
             </w:r>
             <w:r>
               <w:rPr>
@@ -419,13 +419,13 @@
             </w:tabs>
             <w:rPr>
               <w:kern w:val="2"/>
-              <w:sz w:val="22"/>
-              <w:szCs w:val="22"/>
+              <w:sz w:val="24"/>
+              <w:szCs w:val="24"/>
               <w:lang w:eastAsia="sv-SE"/>
               <w14:ligatures w14:val="standardContextual"/>
             </w:rPr>
           </w:pPr>
-          <w:hyperlink w:anchor="_Toc146288295" w:history="1">
+          <w:hyperlink w:anchor="_Toc196836298" w:history="1">
             <w:r>
               <w:rPr>
                 <w:rStyle w:val="Hyperlnk"/>
@@ -435,8 +435,8 @@
             <w:r>
               <w:rPr>
                 <w:kern w:val="2"/>
-                <w:sz w:val="22"/>
-                <w:szCs w:val="22"/>
+                <w:sz w:val="24"/>
+                <w:szCs w:val="24"/>
                 <w:lang w:eastAsia="sv-SE"/>
                 <w14:ligatures w14:val="standardContextual"/>
               </w:rPr>
@@ -464,7 +464,7 @@
               <w:rPr>
                 <w:webHidden/>
               </w:rPr>
-              <w:instrText xml:space="preserve"> PAGEREF _Toc146288295 \h </w:instrText>
+              <w:instrText xml:space="preserve"> PAGEREF _Toc196836298 \h </w:instrText>
             </w:r>
             <w:r>
               <w:rPr>
@@ -499,13 +499,13 @@
             </w:tabs>
             <w:rPr>
               <w:kern w:val="2"/>
-              <w:sz w:val="22"/>
-              <w:szCs w:val="22"/>
+              <w:sz w:val="24"/>
+              <w:szCs w:val="24"/>
               <w:lang w:eastAsia="sv-SE"/>
               <w14:ligatures w14:val="standardContextual"/>
             </w:rPr>
           </w:pPr>
-          <w:hyperlink w:anchor="_Toc146288296" w:history="1">
+          <w:hyperlink w:anchor="_Toc196836299" w:history="1">
             <w:r>
               <w:rPr>
                 <w:rStyle w:val="Hyperlnk"/>
@@ -515,8 +515,8 @@
             <w:r>
               <w:rPr>
                 <w:kern w:val="2"/>
-                <w:sz w:val="22"/>
-                <w:szCs w:val="22"/>
+                <w:sz w:val="24"/>
+                <w:szCs w:val="24"/>
                 <w:lang w:eastAsia="sv-SE"/>
                 <w14:ligatures w14:val="standardContextual"/>
               </w:rPr>
@@ -544,7 +544,7 @@
               <w:rPr>
                 <w:webHidden/>
               </w:rPr>
-              <w:instrText xml:space="preserve"> PAGEREF _Toc146288296 \h </w:instrText>
+              <w:instrText xml:space="preserve"> PAGEREF _Toc196836299 \h </w:instrText>
             </w:r>
             <w:r>
               <w:rPr>
@@ -579,13 +579,13 @@
             </w:tabs>
             <w:rPr>
               <w:kern w:val="2"/>
-              <w:sz w:val="22"/>
-              <w:szCs w:val="22"/>
+              <w:sz w:val="24"/>
+              <w:szCs w:val="24"/>
               <w:lang w:eastAsia="sv-SE"/>
               <w14:ligatures w14:val="standardContextual"/>
             </w:rPr>
           </w:pPr>
-          <w:hyperlink w:anchor="_Toc146288297" w:history="1">
+          <w:hyperlink w:anchor="_Toc196836300" w:history="1">
             <w:r>
               <w:rPr>
                 <w:rStyle w:val="Hyperlnk"/>
@@ -595,8 +595,8 @@
             <w:r>
               <w:rPr>
                 <w:kern w:val="2"/>
-                <w:sz w:val="22"/>
-                <w:szCs w:val="22"/>
+                <w:sz w:val="24"/>
+                <w:szCs w:val="24"/>
                 <w:lang w:eastAsia="sv-SE"/>
                 <w14:ligatures w14:val="standardContextual"/>
               </w:rPr>
@@ -624,7 +624,7 @@
               <w:rPr>
                 <w:webHidden/>
               </w:rPr>
-              <w:instrText xml:space="preserve"> PAGEREF _Toc146288297 \h </w:instrText>
+              <w:instrText xml:space="preserve"> PAGEREF _Toc196836300 \h </w:instrText>
             </w:r>
             <w:r>
               <w:rPr>
@@ -659,13 +659,13 @@
             </w:tabs>
             <w:rPr>
               <w:kern w:val="2"/>
-              <w:sz w:val="22"/>
-              <w:szCs w:val="22"/>
+              <w:sz w:val="24"/>
+              <w:szCs w:val="24"/>
               <w:lang w:eastAsia="sv-SE"/>
               <w14:ligatures w14:val="standardContextual"/>
             </w:rPr>
           </w:pPr>
-          <w:hyperlink w:anchor="_Toc146288298" w:history="1">
+          <w:hyperlink w:anchor="_Toc196836301" w:history="1">
             <w:r>
               <w:rPr>
                 <w:rStyle w:val="Hyperlnk"/>
@@ -675,8 +675,8 @@
             <w:r>
               <w:rPr>
                 <w:kern w:val="2"/>
-                <w:sz w:val="22"/>
-                <w:szCs w:val="22"/>
+                <w:sz w:val="24"/>
+                <w:szCs w:val="24"/>
                 <w:lang w:eastAsia="sv-SE"/>
                 <w14:ligatures w14:val="standardContextual"/>
               </w:rPr>
@@ -704,7 +704,7 @@
               <w:rPr>
                 <w:webHidden/>
               </w:rPr>
-              <w:instrText xml:space="preserve"> PAGEREF _Toc146288298 \h </w:instrText>
+              <w:instrText xml:space="preserve"> PAGEREF _Toc196836301 \h </w:instrText>
             </w:r>
             <w:r>
               <w:rPr>
@@ -739,13 +739,13 @@
             </w:tabs>
             <w:rPr>
               <w:kern w:val="2"/>
-              <w:sz w:val="22"/>
-              <w:szCs w:val="22"/>
+              <w:sz w:val="24"/>
+              <w:szCs w:val="24"/>
               <w:lang w:eastAsia="sv-SE"/>
               <w14:ligatures w14:val="standardContextual"/>
             </w:rPr>
           </w:pPr>
-          <w:hyperlink w:anchor="_Toc146288299" w:history="1">
+          <w:hyperlink w:anchor="_Toc196836302" w:history="1">
             <w:r>
               <w:rPr>
                 <w:rStyle w:val="Hyperlnk"/>
@@ -755,8 +755,8 @@
             <w:r>
               <w:rPr>
                 <w:kern w:val="2"/>
-                <w:sz w:val="22"/>
-                <w:szCs w:val="22"/>
+                <w:sz w:val="24"/>
+                <w:szCs w:val="24"/>
                 <w:lang w:eastAsia="sv-SE"/>
                 <w14:ligatures w14:val="standardContextual"/>
               </w:rPr>
@@ -784,7 +784,7 @@
               <w:rPr>
                 <w:webHidden/>
               </w:rPr>
-              <w:instrText xml:space="preserve"> PAGEREF _Toc146288299 \h </w:instrText>
+              <w:instrText xml:space="preserve"> PAGEREF _Toc196836302 \h </w:instrText>
             </w:r>
             <w:r>
               <w:rPr>
@@ -817,12 +817,12 @@
             <w:rPr>
               <w:b w:val="0"/>
               <w:kern w:val="2"/>
-              <w:sz w:val="22"/>
-              <w:szCs w:val="22"/>
+              <w:sz w:val="24"/>
+              <w:szCs w:val="24"/>
               <w14:ligatures w14:val="standardContextual"/>
             </w:rPr>
           </w:pPr>
-          <w:hyperlink w:anchor="_Toc146288300" w:history="1">
+          <w:hyperlink w:anchor="_Toc196836303" w:history="1">
             <w:r>
               <w:rPr>
                 <w:rStyle w:val="Hyperlnk"/>
@@ -833,8 +833,8 @@
               <w:rPr>
                 <w:b w:val="0"/>
                 <w:kern w:val="2"/>
-                <w:sz w:val="22"/>
-                <w:szCs w:val="22"/>
+                <w:sz w:val="24"/>
+                <w:szCs w:val="24"/>
                 <w14:ligatures w14:val="standardContextual"/>
               </w:rPr>
               <w:tab/>
@@ -861,7 +861,7 @@
               <w:rPr>
                 <w:webHidden/>
               </w:rPr>
-              <w:instrText xml:space="preserve"> PAGEREF _Toc146288300 \h </w:instrText>
+              <w:instrText xml:space="preserve"> PAGEREF _Toc196836303 \h </w:instrText>
             </w:r>
             <w:r>
               <w:rPr>
@@ -896,13 +896,13 @@
             </w:tabs>
             <w:rPr>
               <w:kern w:val="2"/>
-              <w:sz w:val="22"/>
-              <w:szCs w:val="22"/>
+              <w:sz w:val="24"/>
+              <w:szCs w:val="24"/>
               <w:lang w:eastAsia="sv-SE"/>
               <w14:ligatures w14:val="standardContextual"/>
             </w:rPr>
           </w:pPr>
-          <w:hyperlink w:anchor="_Toc146288301" w:history="1">
+          <w:hyperlink w:anchor="_Toc196836304" w:history="1">
             <w:r>
               <w:rPr>
                 <w:rStyle w:val="Hyperlnk"/>
@@ -912,8 +912,8 @@
             <w:r>
               <w:rPr>
                 <w:kern w:val="2"/>
-                <w:sz w:val="22"/>
-                <w:szCs w:val="22"/>
+                <w:sz w:val="24"/>
+                <w:szCs w:val="24"/>
                 <w:lang w:eastAsia="sv-SE"/>
                 <w14:ligatures w14:val="standardContextual"/>
               </w:rPr>
@@ -941,7 +941,7 @@
               <w:rPr>
                 <w:webHidden/>
               </w:rPr>
-              <w:instrText xml:space="preserve"> PAGEREF _Toc146288301 \h </w:instrText>
+              <w:instrText xml:space="preserve"> PAGEREF _Toc196836304 \h </w:instrText>
             </w:r>
             <w:r>
               <w:rPr>
@@ -976,13 +976,13 @@
             </w:tabs>
             <w:rPr>
               <w:kern w:val="2"/>
-              <w:sz w:val="22"/>
-              <w:szCs w:val="22"/>
+              <w:sz w:val="24"/>
+              <w:szCs w:val="24"/>
               <w:lang w:eastAsia="sv-SE"/>
               <w14:ligatures w14:val="standardContextual"/>
             </w:rPr>
           </w:pPr>
-          <w:hyperlink w:anchor="_Toc146288302" w:history="1">
+          <w:hyperlink w:anchor="_Toc196836305" w:history="1">
             <w:r>
               <w:rPr>
                 <w:rStyle w:val="Hyperlnk"/>
@@ -992,8 +992,8 @@
             <w:r>
               <w:rPr>
                 <w:kern w:val="2"/>
-                <w:sz w:val="22"/>
-                <w:szCs w:val="22"/>
+                <w:sz w:val="24"/>
+                <w:szCs w:val="24"/>
                 <w:lang w:eastAsia="sv-SE"/>
                 <w14:ligatures w14:val="standardContextual"/>
               </w:rPr>
@@ -1021,7 +1021,7 @@
               <w:rPr>
                 <w:webHidden/>
               </w:rPr>
-              <w:instrText xml:space="preserve"> PAGEREF _Toc146288302 \h </w:instrText>
+              <w:instrText xml:space="preserve"> PAGEREF _Toc196836305 \h </w:instrText>
             </w:r>
             <w:r>
               <w:rPr>
@@ -1056,13 +1056,13 @@
             </w:tabs>
             <w:rPr>
               <w:kern w:val="2"/>
-              <w:sz w:val="22"/>
-              <w:szCs w:val="22"/>
+              <w:sz w:val="24"/>
+              <w:szCs w:val="24"/>
               <w:lang w:eastAsia="sv-SE"/>
               <w14:ligatures w14:val="standardContextual"/>
             </w:rPr>
           </w:pPr>
-          <w:hyperlink w:anchor="_Toc146288303" w:history="1">
+          <w:hyperlink w:anchor="_Toc196836306" w:history="1">
             <w:r>
               <w:rPr>
                 <w:rStyle w:val="Hyperlnk"/>
@@ -1072,8 +1072,8 @@
             <w:r>
               <w:rPr>
                 <w:kern w:val="2"/>
-                <w:sz w:val="22"/>
-                <w:szCs w:val="22"/>
+                <w:sz w:val="24"/>
+                <w:szCs w:val="24"/>
                 <w:lang w:eastAsia="sv-SE"/>
                 <w14:ligatures w14:val="standardContextual"/>
               </w:rPr>
@@ -1101,7 +1101,7 @@
               <w:rPr>
                 <w:webHidden/>
               </w:rPr>
-              <w:instrText xml:space="preserve"> PAGEREF _Toc146288303 \h </w:instrText>
+              <w:instrText xml:space="preserve"> PAGEREF _Toc196836306 \h </w:instrText>
             </w:r>
             <w:r>
               <w:rPr>
@@ -1136,13 +1136,13 @@
             </w:tabs>
             <w:rPr>
               <w:kern w:val="2"/>
-              <w:sz w:val="22"/>
-              <w:szCs w:val="22"/>
+              <w:sz w:val="24"/>
+              <w:szCs w:val="24"/>
               <w:lang w:eastAsia="sv-SE"/>
               <w14:ligatures w14:val="standardContextual"/>
             </w:rPr>
           </w:pPr>
-          <w:hyperlink w:anchor="_Toc146288304" w:history="1">
+          <w:hyperlink w:anchor="_Toc196836307" w:history="1">
             <w:r>
               <w:rPr>
                 <w:rStyle w:val="Hyperlnk"/>
@@ -1152,8 +1152,8 @@
             <w:r>
               <w:rPr>
                 <w:kern w:val="2"/>
-                <w:sz w:val="22"/>
-                <w:szCs w:val="22"/>
+                <w:sz w:val="24"/>
+                <w:szCs w:val="24"/>
                 <w:lang w:eastAsia="sv-SE"/>
                 <w14:ligatures w14:val="standardContextual"/>
               </w:rPr>
@@ -1181,7 +1181,7 @@
               <w:rPr>
                 <w:webHidden/>
               </w:rPr>
-              <w:instrText xml:space="preserve"> PAGEREF _Toc146288304 \h </w:instrText>
+              <w:instrText xml:space="preserve"> PAGEREF _Toc196836307 \h </w:instrText>
             </w:r>
             <w:r>
               <w:rPr>
@@ -1216,13 +1216,13 @@
             </w:tabs>
             <w:rPr>
               <w:kern w:val="2"/>
-              <w:sz w:val="22"/>
-              <w:szCs w:val="22"/>
+              <w:sz w:val="24"/>
+              <w:szCs w:val="24"/>
               <w:lang w:eastAsia="sv-SE"/>
               <w14:ligatures w14:val="standardContextual"/>
             </w:rPr>
           </w:pPr>
-          <w:hyperlink w:anchor="_Toc146288305" w:history="1">
+          <w:hyperlink w:anchor="_Toc196836308" w:history="1">
             <w:r>
               <w:rPr>
                 <w:rStyle w:val="Hyperlnk"/>
@@ -1232,8 +1232,8 @@
             <w:r>
               <w:rPr>
                 <w:kern w:val="2"/>
-                <w:sz w:val="22"/>
-                <w:szCs w:val="22"/>
+                <w:sz w:val="24"/>
+                <w:szCs w:val="24"/>
                 <w:lang w:eastAsia="sv-SE"/>
                 <w14:ligatures w14:val="standardContextual"/>
               </w:rPr>
@@ -1261,7 +1261,7 @@
               <w:rPr>
                 <w:webHidden/>
               </w:rPr>
-              <w:instrText xml:space="preserve"> PAGEREF _Toc146288305 \h </w:instrText>
+              <w:instrText xml:space="preserve"> PAGEREF _Toc196836308 \h </w:instrText>
             </w:r>
             <w:r>
               <w:rPr>
@@ -1296,13 +1296,13 @@
             </w:tabs>
             <w:rPr>
               <w:kern w:val="2"/>
-              <w:sz w:val="22"/>
-              <w:szCs w:val="22"/>
+              <w:sz w:val="24"/>
+              <w:szCs w:val="24"/>
               <w:lang w:eastAsia="sv-SE"/>
               <w14:ligatures w14:val="standardContextual"/>
             </w:rPr>
           </w:pPr>
-          <w:hyperlink w:anchor="_Toc146288306" w:history="1">
+          <w:hyperlink w:anchor="_Toc196836309" w:history="1">
             <w:r>
               <w:rPr>
                 <w:rStyle w:val="Hyperlnk"/>
@@ -1312,8 +1312,8 @@
             <w:r>
               <w:rPr>
                 <w:kern w:val="2"/>
-                <w:sz w:val="22"/>
-                <w:szCs w:val="22"/>
+                <w:sz w:val="24"/>
+                <w:szCs w:val="24"/>
                 <w:lang w:eastAsia="sv-SE"/>
                 <w14:ligatures w14:val="standardContextual"/>
               </w:rPr>
@@ -1341,7 +1341,7 @@
               <w:rPr>
                 <w:webHidden/>
               </w:rPr>
-              <w:instrText xml:space="preserve"> PAGEREF _Toc146288306 \h </w:instrText>
+              <w:instrText xml:space="preserve"> PAGEREF _Toc196836309 \h </w:instrText>
             </w:r>
             <w:r>
               <w:rPr>
@@ -1376,13 +1376,13 @@
             </w:tabs>
             <w:rPr>
               <w:kern w:val="2"/>
-              <w:sz w:val="22"/>
-              <w:szCs w:val="22"/>
+              <w:sz w:val="24"/>
+              <w:szCs w:val="24"/>
               <w:lang w:eastAsia="sv-SE"/>
               <w14:ligatures w14:val="standardContextual"/>
             </w:rPr>
           </w:pPr>
-          <w:hyperlink w:anchor="_Toc146288307" w:history="1">
+          <w:hyperlink w:anchor="_Toc196836310" w:history="1">
             <w:r>
               <w:rPr>
                 <w:rStyle w:val="Hyperlnk"/>
@@ -1392,8 +1392,8 @@
             <w:r>
               <w:rPr>
                 <w:kern w:val="2"/>
-                <w:sz w:val="22"/>
-                <w:szCs w:val="22"/>
+                <w:sz w:val="24"/>
+                <w:szCs w:val="24"/>
                 <w:lang w:eastAsia="sv-SE"/>
                 <w14:ligatures w14:val="standardContextual"/>
               </w:rPr>
@@ -1421,7 +1421,7 @@
               <w:rPr>
                 <w:webHidden/>
               </w:rPr>
-              <w:instrText xml:space="preserve"> PAGEREF _Toc146288307 \h </w:instrText>
+              <w:instrText xml:space="preserve"> PAGEREF _Toc196836310 \h </w:instrText>
             </w:r>
             <w:r>
               <w:rPr>
@@ -1456,13 +1456,13 @@
             </w:tabs>
             <w:rPr>
               <w:kern w:val="2"/>
-              <w:sz w:val="22"/>
-              <w:szCs w:val="22"/>
+              <w:sz w:val="24"/>
+              <w:szCs w:val="24"/>
               <w:lang w:eastAsia="sv-SE"/>
               <w14:ligatures w14:val="standardContextual"/>
             </w:rPr>
           </w:pPr>
-          <w:hyperlink w:anchor="_Toc146288308" w:history="1">
+          <w:hyperlink w:anchor="_Toc196836311" w:history="1">
             <w:r>
               <w:rPr>
                 <w:rStyle w:val="Hyperlnk"/>
@@ -1472,8 +1472,8 @@
             <w:r>
               <w:rPr>
                 <w:kern w:val="2"/>
-                <w:sz w:val="22"/>
-                <w:szCs w:val="22"/>
+                <w:sz w:val="24"/>
+                <w:szCs w:val="24"/>
                 <w:lang w:eastAsia="sv-SE"/>
                 <w14:ligatures w14:val="standardContextual"/>
               </w:rPr>
@@ -1501,7 +1501,7 @@
               <w:rPr>
                 <w:webHidden/>
               </w:rPr>
-              <w:instrText xml:space="preserve"> PAGEREF _Toc146288308 \h </w:instrText>
+              <w:instrText xml:space="preserve"> PAGEREF _Toc196836311 \h </w:instrText>
             </w:r>
             <w:r>
               <w:rPr>
@@ -1536,13 +1536,13 @@
             </w:tabs>
             <w:rPr>
               <w:kern w:val="2"/>
-              <w:sz w:val="22"/>
-              <w:szCs w:val="22"/>
+              <w:sz w:val="24"/>
+              <w:szCs w:val="24"/>
               <w:lang w:eastAsia="sv-SE"/>
               <w14:ligatures w14:val="standardContextual"/>
             </w:rPr>
           </w:pPr>
-          <w:hyperlink w:anchor="_Toc146288309" w:history="1">
+          <w:hyperlink w:anchor="_Toc196836312" w:history="1">
             <w:r>
               <w:rPr>
                 <w:rStyle w:val="Hyperlnk"/>
@@ -1552,8 +1552,8 @@
             <w:r>
               <w:rPr>
                 <w:kern w:val="2"/>
-                <w:sz w:val="22"/>
-                <w:szCs w:val="22"/>
+                <w:sz w:val="24"/>
+                <w:szCs w:val="24"/>
                 <w:lang w:eastAsia="sv-SE"/>
                 <w14:ligatures w14:val="standardContextual"/>
               </w:rPr>
@@ -1581,7 +1581,7 @@
               <w:rPr>
                 <w:webHidden/>
               </w:rPr>
-              <w:instrText xml:space="preserve"> PAGEREF _Toc146288309 \h </w:instrText>
+              <w:instrText xml:space="preserve"> PAGEREF _Toc196836312 \h </w:instrText>
             </w:r>
             <w:r>
               <w:rPr>
@@ -1616,13 +1616,13 @@
             </w:tabs>
             <w:rPr>
               <w:kern w:val="2"/>
-              <w:sz w:val="22"/>
-              <w:szCs w:val="22"/>
+              <w:sz w:val="24"/>
+              <w:szCs w:val="24"/>
               <w:lang w:eastAsia="sv-SE"/>
               <w14:ligatures w14:val="standardContextual"/>
             </w:rPr>
           </w:pPr>
-          <w:hyperlink w:anchor="_Toc146288310" w:history="1">
+          <w:hyperlink w:anchor="_Toc196836313" w:history="1">
             <w:r>
               <w:rPr>
                 <w:rStyle w:val="Hyperlnk"/>
@@ -1632,8 +1632,8 @@
             <w:r>
               <w:rPr>
                 <w:kern w:val="2"/>
-                <w:sz w:val="22"/>
-                <w:szCs w:val="22"/>
+                <w:sz w:val="24"/>
+                <w:szCs w:val="24"/>
                 <w:lang w:eastAsia="sv-SE"/>
                 <w14:ligatures w14:val="standardContextual"/>
               </w:rPr>
@@ -1661,7 +1661,7 @@
               <w:rPr>
                 <w:webHidden/>
               </w:rPr>
-              <w:instrText xml:space="preserve"> PAGEREF _Toc146288310 \h </w:instrText>
+              <w:instrText xml:space="preserve"> PAGEREF _Toc196836313 \h </w:instrText>
             </w:r>
             <w:r>
               <w:rPr>
@@ -1696,13 +1696,13 @@
             </w:tabs>
             <w:rPr>
               <w:kern w:val="2"/>
-              <w:sz w:val="22"/>
-              <w:szCs w:val="22"/>
+              <w:sz w:val="24"/>
+              <w:szCs w:val="24"/>
               <w:lang w:eastAsia="sv-SE"/>
               <w14:ligatures w14:val="standardContextual"/>
             </w:rPr>
           </w:pPr>
-          <w:hyperlink w:anchor="_Toc146288311" w:history="1">
+          <w:hyperlink w:anchor="_Toc196836314" w:history="1">
             <w:r>
               <w:rPr>
                 <w:rStyle w:val="Hyperlnk"/>
@@ -1712,8 +1712,8 @@
             <w:r>
               <w:rPr>
                 <w:kern w:val="2"/>
-                <w:sz w:val="22"/>
-                <w:szCs w:val="22"/>
+                <w:sz w:val="24"/>
+                <w:szCs w:val="24"/>
                 <w:lang w:eastAsia="sv-SE"/>
                 <w14:ligatures w14:val="standardContextual"/>
               </w:rPr>
@@ -1741,7 +1741,7 @@
               <w:rPr>
                 <w:webHidden/>
               </w:rPr>
-              <w:instrText xml:space="preserve"> PAGEREF _Toc146288311 \h </w:instrText>
+              <w:instrText xml:space="preserve"> PAGEREF _Toc196836314 \h </w:instrText>
             </w:r>
             <w:r>
               <w:rPr>
@@ -1776,13 +1776,13 @@
             </w:tabs>
             <w:rPr>
               <w:kern w:val="2"/>
-              <w:sz w:val="22"/>
-              <w:szCs w:val="22"/>
+              <w:sz w:val="24"/>
+              <w:szCs w:val="24"/>
               <w:lang w:eastAsia="sv-SE"/>
               <w14:ligatures w14:val="standardContextual"/>
             </w:rPr>
           </w:pPr>
-          <w:hyperlink w:anchor="_Toc146288312" w:history="1">
+          <w:hyperlink w:anchor="_Toc196836315" w:history="1">
             <w:r>
               <w:rPr>
                 <w:rStyle w:val="Hyperlnk"/>
@@ -1792,8 +1792,8 @@
             <w:r>
               <w:rPr>
                 <w:kern w:val="2"/>
-                <w:sz w:val="22"/>
-                <w:szCs w:val="22"/>
+                <w:sz w:val="24"/>
+                <w:szCs w:val="24"/>
                 <w:lang w:eastAsia="sv-SE"/>
                 <w14:ligatures w14:val="standardContextual"/>
               </w:rPr>
@@ -1821,7 +1821,7 @@
               <w:rPr>
                 <w:webHidden/>
               </w:rPr>
-              <w:instrText xml:space="preserve"> PAGEREF _Toc146288312 \h </w:instrText>
+              <w:instrText xml:space="preserve"> PAGEREF _Toc196836315 \h </w:instrText>
             </w:r>
             <w:r>
               <w:rPr>
@@ -1856,13 +1856,13 @@
             </w:tabs>
             <w:rPr>
               <w:kern w:val="2"/>
-              <w:sz w:val="22"/>
-              <w:szCs w:val="22"/>
+              <w:sz w:val="24"/>
+              <w:szCs w:val="24"/>
               <w:lang w:eastAsia="sv-SE"/>
               <w14:ligatures w14:val="standardContextual"/>
             </w:rPr>
           </w:pPr>
-          <w:hyperlink w:anchor="_Toc146288313" w:history="1">
+          <w:hyperlink w:anchor="_Toc196836316" w:history="1">
             <w:r>
               <w:rPr>
                 <w:rStyle w:val="Hyperlnk"/>
@@ -1872,8 +1872,8 @@
             <w:r>
               <w:rPr>
                 <w:kern w:val="2"/>
-                <w:sz w:val="22"/>
-                <w:szCs w:val="22"/>
+                <w:sz w:val="24"/>
+                <w:szCs w:val="24"/>
                 <w:lang w:eastAsia="sv-SE"/>
                 <w14:ligatures w14:val="standardContextual"/>
               </w:rPr>
@@ -1901,7 +1901,7 @@
               <w:rPr>
                 <w:webHidden/>
               </w:rPr>
-              <w:instrText xml:space="preserve"> PAGEREF _Toc146288313 \h </w:instrText>
+              <w:instrText xml:space="preserve"> PAGEREF _Toc196836316 \h </w:instrText>
             </w:r>
             <w:r>
               <w:rPr>
@@ -1936,13 +1936,13 @@
             </w:tabs>
             <w:rPr>
               <w:kern w:val="2"/>
-              <w:sz w:val="22"/>
-              <w:szCs w:val="22"/>
+              <w:sz w:val="24"/>
+              <w:szCs w:val="24"/>
               <w:lang w:eastAsia="sv-SE"/>
               <w14:ligatures w14:val="standardContextual"/>
             </w:rPr>
           </w:pPr>
-          <w:hyperlink w:anchor="_Toc146288314" w:history="1">
+          <w:hyperlink w:anchor="_Toc196836317" w:history="1">
             <w:r>
               <w:rPr>
                 <w:rStyle w:val="Hyperlnk"/>
@@ -1952,8 +1952,8 @@
             <w:r>
               <w:rPr>
                 <w:kern w:val="2"/>
-                <w:sz w:val="22"/>
-                <w:szCs w:val="22"/>
+                <w:sz w:val="24"/>
+                <w:szCs w:val="24"/>
                 <w:lang w:eastAsia="sv-SE"/>
                 <w14:ligatures w14:val="standardContextual"/>
               </w:rPr>
@@ -1981,7 +1981,7 @@
               <w:rPr>
                 <w:webHidden/>
               </w:rPr>
-              <w:instrText xml:space="preserve"> PAGEREF _Toc146288314 \h </w:instrText>
+              <w:instrText xml:space="preserve"> PAGEREF _Toc196836317 \h </w:instrText>
             </w:r>
             <w:r>
               <w:rPr>
@@ -2014,12 +2014,12 @@
             <w:rPr>
               <w:b w:val="0"/>
               <w:kern w:val="2"/>
-              <w:sz w:val="22"/>
-              <w:szCs w:val="22"/>
+              <w:sz w:val="24"/>
+              <w:szCs w:val="24"/>
               <w14:ligatures w14:val="standardContextual"/>
             </w:rPr>
           </w:pPr>
-          <w:hyperlink w:anchor="_Toc146288315" w:history="1">
+          <w:hyperlink w:anchor="_Toc196836318" w:history="1">
             <w:r>
               <w:rPr>
                 <w:rStyle w:val="Hyperlnk"/>
@@ -2030,8 +2030,8 @@
               <w:rPr>
                 <w:b w:val="0"/>
                 <w:kern w:val="2"/>
-                <w:sz w:val="22"/>
-                <w:szCs w:val="22"/>
+                <w:sz w:val="24"/>
+                <w:szCs w:val="24"/>
                 <w14:ligatures w14:val="standardContextual"/>
               </w:rPr>
               <w:tab/>
@@ -2058,7 +2058,7 @@
               <w:rPr>
                 <w:webHidden/>
               </w:rPr>
-              <w:instrText xml:space="preserve"> PAGEREF _Toc146288315 \h </w:instrText>
+              <w:instrText xml:space="preserve"> PAGEREF _Toc196836318 \h </w:instrText>
             </w:r>
             <w:r>
               <w:rPr>
@@ -2120,7 +2120,7 @@
       <w:pPr>
         <w:pStyle w:val="Rubrik1"/>
       </w:pPr>
-      <w:bookmarkStart w:id="0" w:name="_Toc146288293"/>
+      <w:bookmarkStart w:id="0" w:name="_Toc196836296"/>
       <w:r>
         <w:lastRenderedPageBreak/>
         <w:t>Revisionshistorik</w:t>
@@ -2478,11 +2478,25 @@
             <w:tcW w:w="1418" w:type="dxa"/>
             <w:tcBorders>
               <w:top w:val="single" w:sz="4" w:space="0" w:color="A33662" w:themeColor="accent1"/>
+              <w:left w:val="nil"/>
               <w:bottom w:val="single" w:sz="4" w:space="0" w:color="A33662" w:themeColor="accent1"/>
               <w:right w:val="single" w:sz="24" w:space="0" w:color="FFFFFF" w:themeColor="background1"/>
             </w:tcBorders>
+            <w:hideMark/>
           </w:tcPr>
-          <w:p/>
+          <w:p>
+            <w:pPr>
+              <w:rPr>
+                <w:rFonts w:ascii="Arial" w:hAnsi="Arial"/>
+              </w:rPr>
+            </w:pPr>
+            <w:r>
+              <w:rPr>
+                <w:rFonts w:ascii="Arial" w:hAnsi="Arial"/>
+              </w:rPr>
+              <w:t>2.1.14</w:t>
+            </w:r>
+          </w:p>
         </w:tc>
         <w:tc>
           <w:tcPr>
@@ -2493,8 +2507,13 @@
               <w:bottom w:val="single" w:sz="4" w:space="0" w:color="A33662" w:themeColor="accent1"/>
               <w:right w:val="single" w:sz="24" w:space="0" w:color="FFFFFF" w:themeColor="background1"/>
             </w:tcBorders>
+            <w:hideMark/>
           </w:tcPr>
-          <w:p/>
+          <w:p>
+            <w:r>
+              <w:t>2025-04-29</w:t>
+            </w:r>
+          </w:p>
         </w:tc>
         <w:tc>
           <w:tcPr>
@@ -2505,8 +2524,13 @@
               <w:bottom w:val="single" w:sz="4" w:space="0" w:color="A33662" w:themeColor="accent1"/>
               <w:right w:val="single" w:sz="24" w:space="0" w:color="FFFFFF" w:themeColor="background1"/>
             </w:tcBorders>
+            <w:hideMark/>
           </w:tcPr>
-          <w:p/>
+          <w:p>
+            <w:r>
+              <w:t>Jan Söderman</w:t>
+            </w:r>
+          </w:p>
         </w:tc>
         <w:tc>
           <w:tcPr>
@@ -2515,15 +2539,14 @@
               <w:top w:val="single" w:sz="4" w:space="0" w:color="A33662" w:themeColor="accent1"/>
               <w:left w:val="single" w:sz="24" w:space="0" w:color="FFFFFF" w:themeColor="background1"/>
               <w:bottom w:val="single" w:sz="4" w:space="0" w:color="A33662" w:themeColor="accent1"/>
+              <w:right w:val="nil"/>
             </w:tcBorders>
+            <w:hideMark/>
           </w:tcPr>
           <w:p>
-            <w:pPr>
-              <w:rPr>
-                <w:i/>
-                <w:iCs/>
-              </w:rPr>
-            </w:pPr>
+            <w:r>
+              <w:t>Smårättningar</w:t>
+            </w:r>
           </w:p>
         </w:tc>
       </w:tr>
@@ -2548,7 +2571,7 @@
         <w:t xml:space="preserve">  </w:t>
       </w:r>
       <w:bookmarkStart w:id="1" w:name="_Toc70335968"/>
-      <w:bookmarkStart w:id="2" w:name="_Toc146288294"/>
+      <w:bookmarkStart w:id="2" w:name="_Toc196836297"/>
       <w:r>
         <w:t>Inledning</w:t>
       </w:r>
@@ -2703,7 +2726,7 @@
       <w:bookmarkStart w:id="10" w:name="_Toc453068535"/>
       <w:bookmarkStart w:id="11" w:name="_Toc453069304"/>
       <w:bookmarkStart w:id="12" w:name="_Toc70335969"/>
-      <w:bookmarkStart w:id="13" w:name="_Toc146288295"/>
+      <w:bookmarkStart w:id="13" w:name="_Toc196836298"/>
       <w:bookmarkEnd w:id="4"/>
       <w:bookmarkEnd w:id="5"/>
       <w:bookmarkEnd w:id="6"/>
@@ -2887,7 +2910,7 @@
         <w:ind w:left="851" w:hanging="851"/>
       </w:pPr>
       <w:bookmarkStart w:id="15" w:name="_Toc70335970"/>
-      <w:bookmarkStart w:id="16" w:name="_Toc146288296"/>
+      <w:bookmarkStart w:id="16" w:name="_Toc196836299"/>
       <w:r>
         <w:t>Instruktioner för att fylla i självdeklaration</w:t>
       </w:r>
@@ -3024,7 +3047,7 @@
         <w:ind w:left="851" w:hanging="851"/>
       </w:pPr>
       <w:bookmarkStart w:id="18" w:name="_Toc70335971"/>
-      <w:bookmarkStart w:id="19" w:name="_Toc146288297"/>
+      <w:bookmarkStart w:id="19" w:name="_Toc196836300"/>
       <w:r>
         <w:t>Godkännande</w:t>
       </w:r>
@@ -3077,7 +3100,7 @@
         <w:ind w:left="851" w:hanging="851"/>
       </w:pPr>
       <w:bookmarkStart w:id="20" w:name="_Toc70335972"/>
-      <w:bookmarkStart w:id="21" w:name="_Toc146288298"/>
+      <w:bookmarkStart w:id="21" w:name="_Toc196836301"/>
       <w:r>
         <w:t>Hantering vid förändring av tjänstekonsument</w:t>
       </w:r>
@@ -3132,7 +3155,7 @@
         <w:ind w:left="851" w:hanging="851"/>
       </w:pPr>
       <w:bookmarkStart w:id="22" w:name="_Toc70335973"/>
-      <w:bookmarkStart w:id="23" w:name="_Toc146288299"/>
+      <w:bookmarkStart w:id="23" w:name="_Toc196836302"/>
       <w:r>
         <w:t>Referenser</w:t>
       </w:r>
@@ -3300,7 +3323,7 @@
         <w:ind w:left="0" w:firstLine="0"/>
       </w:pPr>
       <w:bookmarkStart w:id="24" w:name="_Toc70335974"/>
-      <w:bookmarkStart w:id="25" w:name="_Toc146288300"/>
+      <w:bookmarkStart w:id="25" w:name="_Toc196836303"/>
       <w:r>
         <w:lastRenderedPageBreak/>
         <w:t>Underlag för godkännande</w:t>
@@ -3323,7 +3346,7 @@
         <w:ind w:left="851" w:hanging="851"/>
       </w:pPr>
       <w:bookmarkStart w:id="26" w:name="_Toc70335975"/>
-      <w:bookmarkStart w:id="27" w:name="_Toc146288301"/>
+      <w:bookmarkStart w:id="27" w:name="_Toc196836304"/>
       <w:r>
         <w:t>Anslutningsobjekt</w:t>
       </w:r>
@@ -3345,7 +3368,7 @@
         <w:ind w:left="720" w:hanging="720"/>
       </w:pPr>
       <w:bookmarkStart w:id="28" w:name="_Toc70335976"/>
-      <w:bookmarkStart w:id="29" w:name="_Toc146288302"/>
+      <w:bookmarkStart w:id="29" w:name="_Toc196836305"/>
       <w:r>
         <w:t>Anslutande organisation</w:t>
       </w:r>
@@ -3422,7 +3445,7 @@
         <w:ind w:left="720" w:hanging="720"/>
       </w:pPr>
       <w:bookmarkStart w:id="30" w:name="_Toc70335977"/>
-      <w:bookmarkStart w:id="31" w:name="_Toc146288303"/>
+      <w:bookmarkStart w:id="31" w:name="_Toc196836306"/>
       <w:r>
         <w:t>Tjänstekonsumentfabrikat</w:t>
       </w:r>
@@ -3486,7 +3509,7 @@
         <w:ind w:left="720" w:hanging="720"/>
       </w:pPr>
       <w:bookmarkStart w:id="32" w:name="_Toc70335978"/>
-      <w:bookmarkStart w:id="33" w:name="_Toc146288304"/>
+      <w:bookmarkStart w:id="33" w:name="_Toc196836307"/>
       <w:r>
         <w:t>Källsystemsfabrikat</w:t>
       </w:r>
@@ -3579,7 +3602,7 @@
         <w:ind w:left="851" w:hanging="851"/>
       </w:pPr>
       <w:bookmarkStart w:id="36" w:name="_Toc70335979"/>
-      <w:bookmarkStart w:id="37" w:name="_Toc146288305"/>
+      <w:bookmarkStart w:id="37" w:name="_Toc196836308"/>
       <w:r>
         <w:lastRenderedPageBreak/>
         <w:t>Informationsavlämning</w:t>
@@ -3602,7 +3625,7 @@
         <w:ind w:left="720" w:hanging="720"/>
       </w:pPr>
       <w:bookmarkStart w:id="38" w:name="_Toc70335980"/>
-      <w:bookmarkStart w:id="39" w:name="_Toc146288306"/>
+      <w:bookmarkStart w:id="39" w:name="_Toc196836309"/>
       <w:r>
         <w:t>Innehåll i tjänstekontraktet</w:t>
       </w:r>
@@ -3614,11 +3637,11 @@
         <w:t>Stöd för</w:t>
       </w:r>
       <w:r>
-        <w:t xml:space="preserve"> utveckling och egentester i samband med anslutning tillhandahålls genom en SoapUI-</w:t>
+        <w:t xml:space="preserve"> utveckling och egentester i samband med anslutning tillhandahålls genom en </w:t>
       </w:r>
       <w:proofErr w:type="spellStart"/>
       <w:r>
-        <w:t>valideringsmock</w:t>
+        <w:t>SoapUI-valideringsmock</w:t>
       </w:r>
       <w:proofErr w:type="spellEnd"/>
       <w:r>
@@ -3644,15 +3667,15 @@
         <w:pStyle w:val="Brdtext"/>
       </w:pPr>
       <w:r>
-        <w:t xml:space="preserve">I </w:t>
+        <w:t xml:space="preserve">I releasepaketen för tjänstekontraktet finns det ett </w:t>
       </w:r>
       <w:proofErr w:type="spellStart"/>
       <w:r>
-        <w:t>releasepaketen</w:t>
+        <w:t>SoapUI</w:t>
       </w:r>
       <w:proofErr w:type="spellEnd"/>
       <w:r>
-        <w:t xml:space="preserve"> för tjänstekontraktet finns det ett SoapUI-projekt med en </w:t>
+        <w:t xml:space="preserve">-projekt med en </w:t>
       </w:r>
       <w:proofErr w:type="spellStart"/>
       <w:r>
@@ -4230,7 +4253,7 @@
         <w:ind w:left="720" w:hanging="720"/>
       </w:pPr>
       <w:bookmarkStart w:id="40" w:name="_Toc70335982"/>
-      <w:bookmarkStart w:id="41" w:name="_Toc146288307"/>
+      <w:bookmarkStart w:id="41" w:name="_Toc196836310"/>
       <w:proofErr w:type="spellStart"/>
       <w:r>
         <w:t>Datans</w:t>
@@ -4323,7 +4346,7 @@
         <w:ind w:left="851" w:hanging="851"/>
       </w:pPr>
       <w:bookmarkStart w:id="42" w:name="_Toc70335983"/>
-      <w:bookmarkStart w:id="43" w:name="_Toc146288308"/>
+      <w:bookmarkStart w:id="43" w:name="_Toc196836311"/>
       <w:r>
         <w:t>Övriga krav</w:t>
       </w:r>
@@ -4345,7 +4368,7 @@
         <w:ind w:left="720" w:hanging="720"/>
       </w:pPr>
       <w:bookmarkStart w:id="44" w:name="_Toc70335984"/>
-      <w:bookmarkStart w:id="45" w:name="_Toc146288309"/>
+      <w:bookmarkStart w:id="45" w:name="_Toc196836312"/>
       <w:r>
         <w:t>Koppling till nationell tjänsteplattform</w:t>
       </w:r>
@@ -4456,7 +4479,7 @@
         <w:ind w:left="720" w:hanging="720"/>
       </w:pPr>
       <w:bookmarkStart w:id="46" w:name="_Toc70335985"/>
-      <w:bookmarkStart w:id="47" w:name="_Toc146288310"/>
+      <w:bookmarkStart w:id="47" w:name="_Toc196836313"/>
       <w:r>
         <w:t>Anropsfrekvens</w:t>
       </w:r>
@@ -4649,7 +4672,7 @@
         <w:t xml:space="preserve"> </w:t>
       </w:r>
       <w:bookmarkStart w:id="48" w:name="_Toc70335986"/>
-      <w:bookmarkStart w:id="49" w:name="_Toc146288311"/>
+      <w:bookmarkStart w:id="49" w:name="_Toc196836314"/>
       <w:r>
         <w:t>Obehörig åtkomst</w:t>
       </w:r>
@@ -4760,7 +4783,7 @@
       </w:pPr>
       <w:bookmarkStart w:id="50" w:name="_Toc450733784"/>
       <w:bookmarkStart w:id="51" w:name="_Toc70335987"/>
-      <w:bookmarkStart w:id="52" w:name="_Toc146288312"/>
+      <w:bookmarkStart w:id="52" w:name="_Toc196836315"/>
       <w:r>
         <w:t>Övrigt</w:t>
       </w:r>
@@ -4843,7 +4866,7 @@
         <w:ind w:left="851" w:hanging="851"/>
       </w:pPr>
       <w:bookmarkStart w:id="53" w:name="_Toc70335988"/>
-      <w:bookmarkStart w:id="54" w:name="_Toc146288313"/>
+      <w:bookmarkStart w:id="54" w:name="_Toc196836316"/>
       <w:r>
         <w:t>Kända Avvikelser</w:t>
       </w:r>
@@ -4930,7 +4953,7 @@
         <w:ind w:left="851" w:hanging="851"/>
       </w:pPr>
       <w:bookmarkStart w:id="55" w:name="_Toc70336880"/>
-      <w:bookmarkStart w:id="56" w:name="_Toc146288314"/>
+      <w:bookmarkStart w:id="56" w:name="_Toc196836317"/>
       <w:r>
         <w:lastRenderedPageBreak/>
         <w:t>Datum för ifyllnad och kontaktperson gällande självdeklaration</w:t>
@@ -5026,7 +5049,7 @@
         <w:spacing w:before="240" w:after="60"/>
       </w:pPr>
       <w:bookmarkStart w:id="57" w:name="_Toc70336881"/>
-      <w:bookmarkStart w:id="58" w:name="_Toc146288315"/>
+      <w:bookmarkStart w:id="58" w:name="_Toc196836318"/>
       <w:r>
         <w:lastRenderedPageBreak/>
         <w:t>Resultat</w:t>
@@ -5234,7 +5257,7 @@
 </file>
 
 <file path=word/endnotes.xml><?xml version="1.0" encoding="utf-8"?>
-<w:endnotes xmlns:wpc="http://schemas.microsoft.com/office/word/2010/wordprocessingCanvas" xmlns:cx="http://schemas.microsoft.com/office/drawing/2014/chartex" xmlns:cx1="http://schemas.microsoft.com/office/drawing/2015/9/8/chartex" xmlns:cx2="http://schemas.microsoft.com/office/drawing/2015/10/21/chartex" xmlns:cx3="http://schemas.microsoft.com/office/drawing/2016/5/9/chartex" xmlns:cx4="http://schemas.microsoft.com/office/drawing/2016/5/10/chartex" xmlns:cx5="http://schemas.microsoft.com/office/drawing/2016/5/11/chartex" xmlns:cx6="http://schemas.microsoft.com/office/drawing/2016/5/12/chartex" xmlns:cx7="http://schemas.microsoft.com/office/drawing/2016/5/13/chartex" xmlns:cx8="http://schemas.microsoft.com/office/drawing/2016/5/14/chartex" xmlns:mc="http://schemas.openxmlformats.org/markup-compatibility/2006" xmlns:aink="http://schemas.microsoft.com/office/drawing/2016/ink" xmlns:am3d="http://schemas.microsoft.com/office/drawing/2017/model3d" xmlns:o="urn:schemas-microsoft-com:office:office" xmlns:oel="http://schemas.microsoft.com/office/2019/extlst" xmlns:r="http://schemas.openxmlformats.org/officeDocument/2006/relationships" xmlns:m="http://schemas.openxmlformats.org/officeDocument/2006/math" xmlns:v="urn:schemas-microsoft-com:vml" xmlns:wp14="http://schemas.microsoft.com/office/word/2010/wordprocessingDrawing" xmlns:wp="http://schemas.openxmlformats.org/drawingml/2006/wordprocessingDrawing" xmlns:w10="urn:schemas-microsoft-com:office:word" xmlns:w="http://schemas.openxmlformats.org/wordprocessingml/2006/main" xmlns:w14="http://schemas.microsoft.com/office/word/2010/wordml" xmlns:w15="http://schemas.microsoft.com/office/word/2012/wordml" xmlns:w16cex="http://schemas.microsoft.com/office/word/2018/wordml/cex" xmlns:w16cid="http://schemas.microsoft.com/office/word/2016/wordml/cid" xmlns:w16="http://schemas.microsoft.com/office/word/2018/wordml" xmlns:w16sdtdh="http://schemas.microsoft.com/office/word/2020/wordml/sdtdatahash" xmlns:w16se="http://schemas.microsoft.com/office/word/2015/wordml/symex" xmlns:wpg="http://schemas.microsoft.com/office/word/2010/wordprocessingGroup" xmlns:wpi="http://schemas.microsoft.com/office/word/2010/wordprocessingInk" xmlns:wne="http://schemas.microsoft.com/office/word/2006/wordml" xmlns:wps="http://schemas.microsoft.com/office/word/2010/wordprocessingShape" mc:Ignorable="w14 w15 w16se w16cid w16 w16cex w16sdtdh wp14">
+<w:endnotes xmlns:wpc="http://schemas.microsoft.com/office/word/2010/wordprocessingCanvas" xmlns:cx="http://schemas.microsoft.com/office/drawing/2014/chartex" xmlns:cx1="http://schemas.microsoft.com/office/drawing/2015/9/8/chartex" xmlns:cx2="http://schemas.microsoft.com/office/drawing/2015/10/21/chartex" xmlns:cx3="http://schemas.microsoft.com/office/drawing/2016/5/9/chartex" xmlns:cx4="http://schemas.microsoft.com/office/drawing/2016/5/10/chartex" xmlns:cx5="http://schemas.microsoft.com/office/drawing/2016/5/11/chartex" xmlns:cx6="http://schemas.microsoft.com/office/drawing/2016/5/12/chartex" xmlns:cx7="http://schemas.microsoft.com/office/drawing/2016/5/13/chartex" xmlns:cx8="http://schemas.microsoft.com/office/drawing/2016/5/14/chartex" xmlns:mc="http://schemas.openxmlformats.org/markup-compatibility/2006" xmlns:aink="http://schemas.microsoft.com/office/drawing/2016/ink" xmlns:am3d="http://schemas.microsoft.com/office/drawing/2017/model3d" xmlns:o="urn:schemas-microsoft-com:office:office" xmlns:oel="http://schemas.microsoft.com/office/2019/extlst" xmlns:r="http://schemas.openxmlformats.org/officeDocument/2006/relationships" xmlns:m="http://schemas.openxmlformats.org/officeDocument/2006/math" xmlns:v="urn:schemas-microsoft-com:vml" xmlns:wp14="http://schemas.microsoft.com/office/word/2010/wordprocessingDrawing" xmlns:wp="http://schemas.openxmlformats.org/drawingml/2006/wordprocessingDrawing" xmlns:w10="urn:schemas-microsoft-com:office:word" xmlns:w="http://schemas.openxmlformats.org/wordprocessingml/2006/main" xmlns:w14="http://schemas.microsoft.com/office/word/2010/wordml" xmlns:w15="http://schemas.microsoft.com/office/word/2012/wordml" xmlns:w16cex="http://schemas.microsoft.com/office/word/2018/wordml/cex" xmlns:w16cid="http://schemas.microsoft.com/office/word/2016/wordml/cid" xmlns:w16="http://schemas.microsoft.com/office/word/2018/wordml" xmlns:w16du="http://schemas.microsoft.com/office/word/2023/wordml/word16du" xmlns:w16sdtdh="http://schemas.microsoft.com/office/word/2020/wordml/sdtdatahash" xmlns:w16sdtfl="http://schemas.microsoft.com/office/word/2024/wordml/sdtformatlock" xmlns:w16se="http://schemas.microsoft.com/office/word/2015/wordml/symex" xmlns:wpg="http://schemas.microsoft.com/office/word/2010/wordprocessingGroup" xmlns:wpi="http://schemas.microsoft.com/office/word/2010/wordprocessingInk" xmlns:wne="http://schemas.microsoft.com/office/word/2006/wordml" xmlns:wps="http://schemas.microsoft.com/office/word/2010/wordprocessingShape" mc:Ignorable="w14 w15 w16se w16cid w16 w16cex w16sdtdh w16sdtfl w16du wp14">
   <w:endnote w:type="separator" w:id="-1">
     <w:p>
       <w:r>
@@ -5253,7 +5276,7 @@
 </file>
 
 <file path=word/footer1.xml><?xml version="1.0" encoding="utf-8"?>
-<w:ftr xmlns:wpc="http://schemas.microsoft.com/office/word/2010/wordprocessingCanvas" xmlns:cx="http://schemas.microsoft.com/office/drawing/2014/chartex" xmlns:cx1="http://schemas.microsoft.com/office/drawing/2015/9/8/chartex" xmlns:cx2="http://schemas.microsoft.com/office/drawing/2015/10/21/chartex" xmlns:cx3="http://schemas.microsoft.com/office/drawing/2016/5/9/chartex" xmlns:cx4="http://schemas.microsoft.com/office/drawing/2016/5/10/chartex" xmlns:cx5="http://schemas.microsoft.com/office/drawing/2016/5/11/chartex" xmlns:cx6="http://schemas.microsoft.com/office/drawing/2016/5/12/chartex" xmlns:cx7="http://schemas.microsoft.com/office/drawing/2016/5/13/chartex" xmlns:cx8="http://schemas.microsoft.com/office/drawing/2016/5/14/chartex" xmlns:mc="http://schemas.openxmlformats.org/markup-compatibility/2006" xmlns:aink="http://schemas.microsoft.com/office/drawing/2016/ink" xmlns:am3d="http://schemas.microsoft.com/office/drawing/2017/model3d" xmlns:o="urn:schemas-microsoft-com:office:office" xmlns:oel="http://schemas.microsoft.com/office/2019/extlst" xmlns:r="http://schemas.openxmlformats.org/officeDocument/2006/relationships" xmlns:m="http://schemas.openxmlformats.org/officeDocument/2006/math" xmlns:v="urn:schemas-microsoft-com:vml" xmlns:wp14="http://schemas.microsoft.com/office/word/2010/wordprocessingDrawing" xmlns:wp="http://schemas.openxmlformats.org/drawingml/2006/wordprocessingDrawing" xmlns:w10="urn:schemas-microsoft-com:office:word" xmlns:w="http://schemas.openxmlformats.org/wordprocessingml/2006/main" xmlns:w14="http://schemas.microsoft.com/office/word/2010/wordml" xmlns:w15="http://schemas.microsoft.com/office/word/2012/wordml" xmlns:w16cex="http://schemas.microsoft.com/office/word/2018/wordml/cex" xmlns:w16cid="http://schemas.microsoft.com/office/word/2016/wordml/cid" xmlns:w16="http://schemas.microsoft.com/office/word/2018/wordml" xmlns:w16sdtdh="http://schemas.microsoft.com/office/word/2020/wordml/sdtdatahash" xmlns:w16se="http://schemas.microsoft.com/office/word/2015/wordml/symex" xmlns:wpg="http://schemas.microsoft.com/office/word/2010/wordprocessingGroup" xmlns:wpi="http://schemas.microsoft.com/office/word/2010/wordprocessingInk" xmlns:wne="http://schemas.microsoft.com/office/word/2006/wordml" xmlns:wps="http://schemas.microsoft.com/office/word/2010/wordprocessingShape" mc:Ignorable="w14 w15 w16se w16cid w16 w16cex w16sdtdh wp14">
+<w:ftr xmlns:wpc="http://schemas.microsoft.com/office/word/2010/wordprocessingCanvas" xmlns:cx="http://schemas.microsoft.com/office/drawing/2014/chartex" xmlns:cx1="http://schemas.microsoft.com/office/drawing/2015/9/8/chartex" xmlns:cx2="http://schemas.microsoft.com/office/drawing/2015/10/21/chartex" xmlns:cx3="http://schemas.microsoft.com/office/drawing/2016/5/9/chartex" xmlns:cx4="http://schemas.microsoft.com/office/drawing/2016/5/10/chartex" xmlns:cx5="http://schemas.microsoft.com/office/drawing/2016/5/11/chartex" xmlns:cx6="http://schemas.microsoft.com/office/drawing/2016/5/12/chartex" xmlns:cx7="http://schemas.microsoft.com/office/drawing/2016/5/13/chartex" xmlns:cx8="http://schemas.microsoft.com/office/drawing/2016/5/14/chartex" xmlns:mc="http://schemas.openxmlformats.org/markup-compatibility/2006" xmlns:aink="http://schemas.microsoft.com/office/drawing/2016/ink" xmlns:am3d="http://schemas.microsoft.com/office/drawing/2017/model3d" xmlns:o="urn:schemas-microsoft-com:office:office" xmlns:oel="http://schemas.microsoft.com/office/2019/extlst" xmlns:r="http://schemas.openxmlformats.org/officeDocument/2006/relationships" xmlns:m="http://schemas.openxmlformats.org/officeDocument/2006/math" xmlns:v="urn:schemas-microsoft-com:vml" xmlns:wp14="http://schemas.microsoft.com/office/word/2010/wordprocessingDrawing" xmlns:wp="http://schemas.openxmlformats.org/drawingml/2006/wordprocessingDrawing" xmlns:w10="urn:schemas-microsoft-com:office:word" xmlns:w="http://schemas.openxmlformats.org/wordprocessingml/2006/main" xmlns:w14="http://schemas.microsoft.com/office/word/2010/wordml" xmlns:w15="http://schemas.microsoft.com/office/word/2012/wordml" xmlns:w16cex="http://schemas.microsoft.com/office/word/2018/wordml/cex" xmlns:w16cid="http://schemas.microsoft.com/office/word/2016/wordml/cid" xmlns:w16="http://schemas.microsoft.com/office/word/2018/wordml" xmlns:w16du="http://schemas.microsoft.com/office/word/2023/wordml/word16du" xmlns:w16sdtdh="http://schemas.microsoft.com/office/word/2020/wordml/sdtdatahash" xmlns:w16sdtfl="http://schemas.microsoft.com/office/word/2024/wordml/sdtformatlock" xmlns:w16se="http://schemas.microsoft.com/office/word/2015/wordml/symex" xmlns:wpg="http://schemas.microsoft.com/office/word/2010/wordprocessingGroup" xmlns:wpi="http://schemas.microsoft.com/office/word/2010/wordprocessingInk" xmlns:wne="http://schemas.microsoft.com/office/word/2006/wordml" xmlns:wps="http://schemas.microsoft.com/office/word/2010/wordprocessingShape" mc:Ignorable="w14 w15 w16se w16cid w16 w16cex w16sdtdh w16sdtfl w16du wp14">
   <w:tbl>
     <w:tblPr>
       <w:tblStyle w:val="Tabellrutnt"/>
@@ -5346,7 +5369,7 @@
               <w:sz w:val="15"/>
               <w:szCs w:val="15"/>
             </w:rPr>
-            <w:t>Nordic Medtest</w:t>
+            <w:t>inera test och utveckling</w:t>
           </w:r>
         </w:p>
       </w:tc>
@@ -5452,7 +5475,7 @@
 </file>
 
 <file path=word/footnotes.xml><?xml version="1.0" encoding="utf-8"?>
-<w:footnotes xmlns:wpc="http://schemas.microsoft.com/office/word/2010/wordprocessingCanvas" xmlns:cx="http://schemas.microsoft.com/office/drawing/2014/chartex" xmlns:cx1="http://schemas.microsoft.com/office/drawing/2015/9/8/chartex" xmlns:cx2="http://schemas.microsoft.com/office/drawing/2015/10/21/chartex" xmlns:cx3="http://schemas.microsoft.com/office/drawing/2016/5/9/chartex" xmlns:cx4="http://schemas.microsoft.com/office/drawing/2016/5/10/chartex" xmlns:cx5="http://schemas.microsoft.com/office/drawing/2016/5/11/chartex" xmlns:cx6="http://schemas.microsoft.com/office/drawing/2016/5/12/chartex" xmlns:cx7="http://schemas.microsoft.com/office/drawing/2016/5/13/chartex" xmlns:cx8="http://schemas.microsoft.com/office/drawing/2016/5/14/chartex" xmlns:mc="http://schemas.openxmlformats.org/markup-compatibility/2006" xmlns:aink="http://schemas.microsoft.com/office/drawing/2016/ink" xmlns:am3d="http://schemas.microsoft.com/office/drawing/2017/model3d" xmlns:o="urn:schemas-microsoft-com:office:office" xmlns:oel="http://schemas.microsoft.com/office/2019/extlst" xmlns:r="http://schemas.openxmlformats.org/officeDocument/2006/relationships" xmlns:m="http://schemas.openxmlformats.org/officeDocument/2006/math" xmlns:v="urn:schemas-microsoft-com:vml" xmlns:wp14="http://schemas.microsoft.com/office/word/2010/wordprocessingDrawing" xmlns:wp="http://schemas.openxmlformats.org/drawingml/2006/wordprocessingDrawing" xmlns:w10="urn:schemas-microsoft-com:office:word" xmlns:w="http://schemas.openxmlformats.org/wordprocessingml/2006/main" xmlns:w14="http://schemas.microsoft.com/office/word/2010/wordml" xmlns:w15="http://schemas.microsoft.com/office/word/2012/wordml" xmlns:w16cex="http://schemas.microsoft.com/office/word/2018/wordml/cex" xmlns:w16cid="http://schemas.microsoft.com/office/word/2016/wordml/cid" xmlns:w16="http://schemas.microsoft.com/office/word/2018/wordml" xmlns:w16sdtdh="http://schemas.microsoft.com/office/word/2020/wordml/sdtdatahash" xmlns:w16se="http://schemas.microsoft.com/office/word/2015/wordml/symex" xmlns:wpg="http://schemas.microsoft.com/office/word/2010/wordprocessingGroup" xmlns:wpi="http://schemas.microsoft.com/office/word/2010/wordprocessingInk" xmlns:wne="http://schemas.microsoft.com/office/word/2006/wordml" xmlns:wps="http://schemas.microsoft.com/office/word/2010/wordprocessingShape" mc:Ignorable="w14 w15 w16se w16cid w16 w16cex w16sdtdh wp14">
+<w:footnotes xmlns:wpc="http://schemas.microsoft.com/office/word/2010/wordprocessingCanvas" xmlns:cx="http://schemas.microsoft.com/office/drawing/2014/chartex" xmlns:cx1="http://schemas.microsoft.com/office/drawing/2015/9/8/chartex" xmlns:cx2="http://schemas.microsoft.com/office/drawing/2015/10/21/chartex" xmlns:cx3="http://schemas.microsoft.com/office/drawing/2016/5/9/chartex" xmlns:cx4="http://schemas.microsoft.com/office/drawing/2016/5/10/chartex" xmlns:cx5="http://schemas.microsoft.com/office/drawing/2016/5/11/chartex" xmlns:cx6="http://schemas.microsoft.com/office/drawing/2016/5/12/chartex" xmlns:cx7="http://schemas.microsoft.com/office/drawing/2016/5/13/chartex" xmlns:cx8="http://schemas.microsoft.com/office/drawing/2016/5/14/chartex" xmlns:mc="http://schemas.openxmlformats.org/markup-compatibility/2006" xmlns:aink="http://schemas.microsoft.com/office/drawing/2016/ink" xmlns:am3d="http://schemas.microsoft.com/office/drawing/2017/model3d" xmlns:o="urn:schemas-microsoft-com:office:office" xmlns:oel="http://schemas.microsoft.com/office/2019/extlst" xmlns:r="http://schemas.openxmlformats.org/officeDocument/2006/relationships" xmlns:m="http://schemas.openxmlformats.org/officeDocument/2006/math" xmlns:v="urn:schemas-microsoft-com:vml" xmlns:wp14="http://schemas.microsoft.com/office/word/2010/wordprocessingDrawing" xmlns:wp="http://schemas.openxmlformats.org/drawingml/2006/wordprocessingDrawing" xmlns:w10="urn:schemas-microsoft-com:office:word" xmlns:w="http://schemas.openxmlformats.org/wordprocessingml/2006/main" xmlns:w14="http://schemas.microsoft.com/office/word/2010/wordml" xmlns:w15="http://schemas.microsoft.com/office/word/2012/wordml" xmlns:w16cex="http://schemas.microsoft.com/office/word/2018/wordml/cex" xmlns:w16cid="http://schemas.microsoft.com/office/word/2016/wordml/cid" xmlns:w16="http://schemas.microsoft.com/office/word/2018/wordml" xmlns:w16du="http://schemas.microsoft.com/office/word/2023/wordml/word16du" xmlns:w16sdtdh="http://schemas.microsoft.com/office/word/2020/wordml/sdtdatahash" xmlns:w16sdtfl="http://schemas.microsoft.com/office/word/2024/wordml/sdtformatlock" xmlns:w16se="http://schemas.microsoft.com/office/word/2015/wordml/symex" xmlns:wpg="http://schemas.microsoft.com/office/word/2010/wordprocessingGroup" xmlns:wpi="http://schemas.microsoft.com/office/word/2010/wordprocessingInk" xmlns:wne="http://schemas.microsoft.com/office/word/2006/wordml" xmlns:wps="http://schemas.microsoft.com/office/word/2010/wordprocessingShape" mc:Ignorable="w14 w15 w16se w16cid w16 w16cex w16sdtdh w16sdtfl w16du wp14">
   <w:footnote w:type="separator" w:id="-1">
     <w:p>
       <w:r>
@@ -5471,7 +5494,7 @@
 </file>
 
 <file path=word/header1.xml><?xml version="1.0" encoding="utf-8"?>
-<w:hdr xmlns:wpc="http://schemas.microsoft.com/office/word/2010/wordprocessingCanvas" xmlns:cx="http://schemas.microsoft.com/office/drawing/2014/chartex" xmlns:cx1="http://schemas.microsoft.com/office/drawing/2015/9/8/chartex" xmlns:cx2="http://schemas.microsoft.com/office/drawing/2015/10/21/chartex" xmlns:cx3="http://schemas.microsoft.com/office/drawing/2016/5/9/chartex" xmlns:cx4="http://schemas.microsoft.com/office/drawing/2016/5/10/chartex" xmlns:cx5="http://schemas.microsoft.com/office/drawing/2016/5/11/chartex" xmlns:cx6="http://schemas.microsoft.com/office/drawing/2016/5/12/chartex" xmlns:cx7="http://schemas.microsoft.com/office/drawing/2016/5/13/chartex" xmlns:cx8="http://schemas.microsoft.com/office/drawing/2016/5/14/chartex" xmlns:mc="http://schemas.openxmlformats.org/markup-compatibility/2006" xmlns:aink="http://schemas.microsoft.com/office/drawing/2016/ink" xmlns:am3d="http://schemas.microsoft.com/office/drawing/2017/model3d" xmlns:o="urn:schemas-microsoft-com:office:office" xmlns:oel="http://schemas.microsoft.com/office/2019/extlst" xmlns:r="http://schemas.openxmlformats.org/officeDocument/2006/relationships" xmlns:m="http://schemas.openxmlformats.org/officeDocument/2006/math" xmlns:v="urn:schemas-microsoft-com:vml" xmlns:wp14="http://schemas.microsoft.com/office/word/2010/wordprocessingDrawing" xmlns:wp="http://schemas.openxmlformats.org/drawingml/2006/wordprocessingDrawing" xmlns:w10="urn:schemas-microsoft-com:office:word" xmlns:w="http://schemas.openxmlformats.org/wordprocessingml/2006/main" xmlns:w14="http://schemas.microsoft.com/office/word/2010/wordml" xmlns:w15="http://schemas.microsoft.com/office/word/2012/wordml" xmlns:w16cex="http://schemas.microsoft.com/office/word/2018/wordml/cex" xmlns:w16cid="http://schemas.microsoft.com/office/word/2016/wordml/cid" xmlns:w16="http://schemas.microsoft.com/office/word/2018/wordml" xmlns:w16sdtdh="http://schemas.microsoft.com/office/word/2020/wordml/sdtdatahash" xmlns:w16se="http://schemas.microsoft.com/office/word/2015/wordml/symex" xmlns:wpg="http://schemas.microsoft.com/office/word/2010/wordprocessingGroup" xmlns:wpi="http://schemas.microsoft.com/office/word/2010/wordprocessingInk" xmlns:wne="http://schemas.microsoft.com/office/word/2006/wordml" xmlns:wps="http://schemas.microsoft.com/office/word/2010/wordprocessingShape" mc:Ignorable="w14 w15 w16se w16cid w16 w16cex w16sdtdh wp14">
+<w:hdr xmlns:wpc="http://schemas.microsoft.com/office/word/2010/wordprocessingCanvas" xmlns:cx="http://schemas.microsoft.com/office/drawing/2014/chartex" xmlns:cx1="http://schemas.microsoft.com/office/drawing/2015/9/8/chartex" xmlns:cx2="http://schemas.microsoft.com/office/drawing/2015/10/21/chartex" xmlns:cx3="http://schemas.microsoft.com/office/drawing/2016/5/9/chartex" xmlns:cx4="http://schemas.microsoft.com/office/drawing/2016/5/10/chartex" xmlns:cx5="http://schemas.microsoft.com/office/drawing/2016/5/11/chartex" xmlns:cx6="http://schemas.microsoft.com/office/drawing/2016/5/12/chartex" xmlns:cx7="http://schemas.microsoft.com/office/drawing/2016/5/13/chartex" xmlns:cx8="http://schemas.microsoft.com/office/drawing/2016/5/14/chartex" xmlns:mc="http://schemas.openxmlformats.org/markup-compatibility/2006" xmlns:aink="http://schemas.microsoft.com/office/drawing/2016/ink" xmlns:am3d="http://schemas.microsoft.com/office/drawing/2017/model3d" xmlns:o="urn:schemas-microsoft-com:office:office" xmlns:oel="http://schemas.microsoft.com/office/2019/extlst" xmlns:r="http://schemas.openxmlformats.org/officeDocument/2006/relationships" xmlns:m="http://schemas.openxmlformats.org/officeDocument/2006/math" xmlns:v="urn:schemas-microsoft-com:vml" xmlns:wp14="http://schemas.microsoft.com/office/word/2010/wordprocessingDrawing" xmlns:wp="http://schemas.openxmlformats.org/drawingml/2006/wordprocessingDrawing" xmlns:w10="urn:schemas-microsoft-com:office:word" xmlns:w="http://schemas.openxmlformats.org/wordprocessingml/2006/main" xmlns:w14="http://schemas.microsoft.com/office/word/2010/wordml" xmlns:w15="http://schemas.microsoft.com/office/word/2012/wordml" xmlns:w16cex="http://schemas.microsoft.com/office/word/2018/wordml/cex" xmlns:w16cid="http://schemas.microsoft.com/office/word/2016/wordml/cid" xmlns:w16="http://schemas.microsoft.com/office/word/2018/wordml" xmlns:w16du="http://schemas.microsoft.com/office/word/2023/wordml/word16du" xmlns:w16sdtdh="http://schemas.microsoft.com/office/word/2020/wordml/sdtdatahash" xmlns:w16sdtfl="http://schemas.microsoft.com/office/word/2024/wordml/sdtformatlock" xmlns:w16se="http://schemas.microsoft.com/office/word/2015/wordml/symex" xmlns:wpg="http://schemas.microsoft.com/office/word/2010/wordprocessingGroup" xmlns:wpi="http://schemas.microsoft.com/office/word/2010/wordprocessingInk" xmlns:wne="http://schemas.microsoft.com/office/word/2006/wordml" xmlns:wps="http://schemas.microsoft.com/office/word/2010/wordprocessingShape" mc:Ignorable="w14 w15 w16se w16cid w16 w16cex w16sdtdh w16sdtfl w16du wp14">
   <w:tbl>
     <w:tblPr>
       <w:tblStyle w:val="Tabellrutnt"/>
@@ -5603,13 +5626,25 @@
             <w:rPr>
               <w:lang w:val="en-US"/>
             </w:rPr>
-            <w:t>2023-0</w:t>
+            <w:t>202</w:t>
           </w:r>
           <w:r>
             <w:rPr>
               <w:lang w:val="en-US"/>
             </w:rPr>
-            <w:t>9</w:t>
+            <w:t>5</w:t>
+          </w:r>
+          <w:r>
+            <w:rPr>
+              <w:lang w:val="en-US"/>
+            </w:rPr>
+            <w:t>-0</w:t>
+          </w:r>
+          <w:r>
+            <w:rPr>
+              <w:lang w:val="en-US"/>
+            </w:rPr>
+            <w:t>4</w:t>
           </w:r>
           <w:r>
             <w:rPr>
@@ -5627,7 +5662,7 @@
             <w:rPr>
               <w:lang w:val="en-US"/>
             </w:rPr>
-            <w:t>2</w:t>
+            <w:t>9</w:t>
           </w:r>
         </w:p>
       </w:tc>
@@ -5645,7 +5680,7 @@
 </file>
 
 <file path=word/numbering.xml><?xml version="1.0" encoding="utf-8"?>
-<w:numbering xmlns:wpc="http://schemas.microsoft.com/office/word/2010/wordprocessingCanvas" xmlns:cx="http://schemas.microsoft.com/office/drawing/2014/chartex" xmlns:cx1="http://schemas.microsoft.com/office/drawing/2015/9/8/chartex" xmlns:cx2="http://schemas.microsoft.com/office/drawing/2015/10/21/chartex" xmlns:cx3="http://schemas.microsoft.com/office/drawing/2016/5/9/chartex" xmlns:cx4="http://schemas.microsoft.com/office/drawing/2016/5/10/chartex" xmlns:cx5="http://schemas.microsoft.com/office/drawing/2016/5/11/chartex" xmlns:cx6="http://schemas.microsoft.com/office/drawing/2016/5/12/chartex" xmlns:cx7="http://schemas.microsoft.com/office/drawing/2016/5/13/chartex" xmlns:cx8="http://schemas.microsoft.com/office/drawing/2016/5/14/chartex" xmlns:mc="http://schemas.openxmlformats.org/markup-compatibility/2006" xmlns:aink="http://schemas.microsoft.com/office/drawing/2016/ink" xmlns:am3d="http://schemas.microsoft.com/office/drawing/2017/model3d" xmlns:o="urn:schemas-microsoft-com:office:office" xmlns:oel="http://schemas.microsoft.com/office/2019/extlst" xmlns:r="http://schemas.openxmlformats.org/officeDocument/2006/relationships" xmlns:m="http://schemas.openxmlformats.org/officeDocument/2006/math" xmlns:v="urn:schemas-microsoft-com:vml" xmlns:wp14="http://schemas.microsoft.com/office/word/2010/wordprocessingDrawing" xmlns:wp="http://schemas.openxmlformats.org/drawingml/2006/wordprocessingDrawing" xmlns:w10="urn:schemas-microsoft-com:office:word" xmlns:w="http://schemas.openxmlformats.org/wordprocessingml/2006/main" xmlns:w14="http://schemas.microsoft.com/office/word/2010/wordml" xmlns:w15="http://schemas.microsoft.com/office/word/2012/wordml" xmlns:w16cex="http://schemas.microsoft.com/office/word/2018/wordml/cex" xmlns:w16cid="http://schemas.microsoft.com/office/word/2016/wordml/cid" xmlns:w16="http://schemas.microsoft.com/office/word/2018/wordml" xmlns:w16sdtdh="http://schemas.microsoft.com/office/word/2020/wordml/sdtdatahash" xmlns:w16se="http://schemas.microsoft.com/office/word/2015/wordml/symex" xmlns:wpg="http://schemas.microsoft.com/office/word/2010/wordprocessingGroup" xmlns:wpi="http://schemas.microsoft.com/office/word/2010/wordprocessingInk" xmlns:wne="http://schemas.microsoft.com/office/word/2006/wordml" xmlns:wps="http://schemas.microsoft.com/office/word/2010/wordprocessingShape" mc:Ignorable="w14 w15 w16se w16cid w16 w16cex w16sdtdh wp14">
+<w:numbering xmlns:wpc="http://schemas.microsoft.com/office/word/2010/wordprocessingCanvas" xmlns:cx="http://schemas.microsoft.com/office/drawing/2014/chartex" xmlns:cx1="http://schemas.microsoft.com/office/drawing/2015/9/8/chartex" xmlns:cx2="http://schemas.microsoft.com/office/drawing/2015/10/21/chartex" xmlns:cx3="http://schemas.microsoft.com/office/drawing/2016/5/9/chartex" xmlns:cx4="http://schemas.microsoft.com/office/drawing/2016/5/10/chartex" xmlns:cx5="http://schemas.microsoft.com/office/drawing/2016/5/11/chartex" xmlns:cx6="http://schemas.microsoft.com/office/drawing/2016/5/12/chartex" xmlns:cx7="http://schemas.microsoft.com/office/drawing/2016/5/13/chartex" xmlns:cx8="http://schemas.microsoft.com/office/drawing/2016/5/14/chartex" xmlns:mc="http://schemas.openxmlformats.org/markup-compatibility/2006" xmlns:aink="http://schemas.microsoft.com/office/drawing/2016/ink" xmlns:am3d="http://schemas.microsoft.com/office/drawing/2017/model3d" xmlns:o="urn:schemas-microsoft-com:office:office" xmlns:oel="http://schemas.microsoft.com/office/2019/extlst" xmlns:r="http://schemas.openxmlformats.org/officeDocument/2006/relationships" xmlns:m="http://schemas.openxmlformats.org/officeDocument/2006/math" xmlns:v="urn:schemas-microsoft-com:vml" xmlns:wp14="http://schemas.microsoft.com/office/word/2010/wordprocessingDrawing" xmlns:wp="http://schemas.openxmlformats.org/drawingml/2006/wordprocessingDrawing" xmlns:w10="urn:schemas-microsoft-com:office:word" xmlns:w="http://schemas.openxmlformats.org/wordprocessingml/2006/main" xmlns:w14="http://schemas.microsoft.com/office/word/2010/wordml" xmlns:w15="http://schemas.microsoft.com/office/word/2012/wordml" xmlns:w16cex="http://schemas.microsoft.com/office/word/2018/wordml/cex" xmlns:w16cid="http://schemas.microsoft.com/office/word/2016/wordml/cid" xmlns:w16="http://schemas.microsoft.com/office/word/2018/wordml" xmlns:w16du="http://schemas.microsoft.com/office/word/2023/wordml/word16du" xmlns:w16sdtdh="http://schemas.microsoft.com/office/word/2020/wordml/sdtdatahash" xmlns:w16sdtfl="http://schemas.microsoft.com/office/word/2024/wordml/sdtformatlock" xmlns:w16se="http://schemas.microsoft.com/office/word/2015/wordml/symex" xmlns:wpg="http://schemas.microsoft.com/office/word/2010/wordprocessingGroup" xmlns:wpi="http://schemas.microsoft.com/office/word/2010/wordprocessingInk" xmlns:wne="http://schemas.microsoft.com/office/word/2006/wordml" xmlns:wps="http://schemas.microsoft.com/office/word/2010/wordprocessingShape" mc:Ignorable="w14 w15 w16se w16cid w16 w16cex w16sdtdh w16sdtfl w16du wp14">
   <w:abstractNum w:abstractNumId="0" w15:restartNumberingAfterBreak="0">
     <w:nsid w:val="FFFFFF7C"/>
     <w:multiLevelType w:val="singleLevel"/>
@@ -6856,7 +6891,7 @@
 </file>
 
 <file path=word/styles.xml><?xml version="1.0" encoding="utf-8"?>
-<w:styles xmlns:mc="http://schemas.openxmlformats.org/markup-compatibility/2006" xmlns:r="http://schemas.openxmlformats.org/officeDocument/2006/relationships" xmlns:w="http://schemas.openxmlformats.org/wordprocessingml/2006/main" xmlns:w14="http://schemas.microsoft.com/office/word/2010/wordml" xmlns:w15="http://schemas.microsoft.com/office/word/2012/wordml" xmlns:w16cex="http://schemas.microsoft.com/office/word/2018/wordml/cex" xmlns:w16cid="http://schemas.microsoft.com/office/word/2016/wordml/cid" xmlns:w16="http://schemas.microsoft.com/office/word/2018/wordml" xmlns:w16sdtdh="http://schemas.microsoft.com/office/word/2020/wordml/sdtdatahash" xmlns:w16se="http://schemas.microsoft.com/office/word/2015/wordml/symex" mc:Ignorable="w14 w15 w16se w16cid w16 w16cex w16sdtdh">
+<w:styles xmlns:mc="http://schemas.openxmlformats.org/markup-compatibility/2006" xmlns:r="http://schemas.openxmlformats.org/officeDocument/2006/relationships" xmlns:w="http://schemas.openxmlformats.org/wordprocessingml/2006/main" xmlns:w14="http://schemas.microsoft.com/office/word/2010/wordml" xmlns:w15="http://schemas.microsoft.com/office/word/2012/wordml" xmlns:w16cex="http://schemas.microsoft.com/office/word/2018/wordml/cex" xmlns:w16cid="http://schemas.microsoft.com/office/word/2016/wordml/cid" xmlns:w16="http://schemas.microsoft.com/office/word/2018/wordml" xmlns:w16du="http://schemas.microsoft.com/office/word/2023/wordml/word16du" xmlns:w16sdtdh="http://schemas.microsoft.com/office/word/2020/wordml/sdtdatahash" xmlns:w16sdtfl="http://schemas.microsoft.com/office/word/2024/wordml/sdtformatlock" xmlns:w16se="http://schemas.microsoft.com/office/word/2015/wordml/symex" mc:Ignorable="w14 w15 w16se w16cid w16 w16cex w16sdtdh w16sdtfl w16du">
   <w:docDefaults>
     <w:rPrDefault>
       <w:rPr>
@@ -8588,7 +8623,7 @@
 </file>
 
 <file path=word/glossary/document.xml><?xml version="1.0" encoding="utf-8"?>
-<w:glossaryDocument xmlns:wpc="http://schemas.microsoft.com/office/word/2010/wordprocessingCanvas" xmlns:cx="http://schemas.microsoft.com/office/drawing/2014/chartex" xmlns:cx1="http://schemas.microsoft.com/office/drawing/2015/9/8/chartex" xmlns:cx2="http://schemas.microsoft.com/office/drawing/2015/10/21/chartex" xmlns:cx3="http://schemas.microsoft.com/office/drawing/2016/5/9/chartex" xmlns:cx4="http://schemas.microsoft.com/office/drawing/2016/5/10/chartex" xmlns:cx5="http://schemas.microsoft.com/office/drawing/2016/5/11/chartex" xmlns:cx6="http://schemas.microsoft.com/office/drawing/2016/5/12/chartex" xmlns:cx7="http://schemas.microsoft.com/office/drawing/2016/5/13/chartex" xmlns:cx8="http://schemas.microsoft.com/office/drawing/2016/5/14/chartex" xmlns:mc="http://schemas.openxmlformats.org/markup-compatibility/2006" xmlns:aink="http://schemas.microsoft.com/office/drawing/2016/ink" xmlns:am3d="http://schemas.microsoft.com/office/drawing/2017/model3d" xmlns:o="urn:schemas-microsoft-com:office:office" xmlns:oel="http://schemas.microsoft.com/office/2019/extlst" xmlns:r="http://schemas.openxmlformats.org/officeDocument/2006/relationships" xmlns:m="http://schemas.openxmlformats.org/officeDocument/2006/math" xmlns:v="urn:schemas-microsoft-com:vml" xmlns:wp14="http://schemas.microsoft.com/office/word/2010/wordprocessingDrawing" xmlns:wp="http://schemas.openxmlformats.org/drawingml/2006/wordprocessingDrawing" xmlns:w10="urn:schemas-microsoft-com:office:word" xmlns:w="http://schemas.openxmlformats.org/wordprocessingml/2006/main" xmlns:w14="http://schemas.microsoft.com/office/word/2010/wordml" xmlns:w15="http://schemas.microsoft.com/office/word/2012/wordml" xmlns:w16cex="http://schemas.microsoft.com/office/word/2018/wordml/cex" xmlns:w16cid="http://schemas.microsoft.com/office/word/2016/wordml/cid" xmlns:w16="http://schemas.microsoft.com/office/word/2018/wordml" xmlns:w16sdtdh="http://schemas.microsoft.com/office/word/2020/wordml/sdtdatahash" xmlns:w16se="http://schemas.microsoft.com/office/word/2015/wordml/symex" xmlns:wpg="http://schemas.microsoft.com/office/word/2010/wordprocessingGroup" xmlns:wpi="http://schemas.microsoft.com/office/word/2010/wordprocessingInk" xmlns:wne="http://schemas.microsoft.com/office/word/2006/wordml" xmlns:wps="http://schemas.microsoft.com/office/word/2010/wordprocessingShape" mc:Ignorable="w14 w15 w16se w16cid w16 w16cex w16sdtdh wp14">
+<w:glossaryDocument xmlns:wpc="http://schemas.microsoft.com/office/word/2010/wordprocessingCanvas" xmlns:cx="http://schemas.microsoft.com/office/drawing/2014/chartex" xmlns:cx1="http://schemas.microsoft.com/office/drawing/2015/9/8/chartex" xmlns:cx2="http://schemas.microsoft.com/office/drawing/2015/10/21/chartex" xmlns:cx3="http://schemas.microsoft.com/office/drawing/2016/5/9/chartex" xmlns:cx4="http://schemas.microsoft.com/office/drawing/2016/5/10/chartex" xmlns:cx5="http://schemas.microsoft.com/office/drawing/2016/5/11/chartex" xmlns:cx6="http://schemas.microsoft.com/office/drawing/2016/5/12/chartex" xmlns:cx7="http://schemas.microsoft.com/office/drawing/2016/5/13/chartex" xmlns:cx8="http://schemas.microsoft.com/office/drawing/2016/5/14/chartex" xmlns:mc="http://schemas.openxmlformats.org/markup-compatibility/2006" xmlns:aink="http://schemas.microsoft.com/office/drawing/2016/ink" xmlns:am3d="http://schemas.microsoft.com/office/drawing/2017/model3d" xmlns:o="urn:schemas-microsoft-com:office:office" xmlns:oel="http://schemas.microsoft.com/office/2019/extlst" xmlns:r="http://schemas.openxmlformats.org/officeDocument/2006/relationships" xmlns:m="http://schemas.openxmlformats.org/officeDocument/2006/math" xmlns:v="urn:schemas-microsoft-com:vml" xmlns:wp14="http://schemas.microsoft.com/office/word/2010/wordprocessingDrawing" xmlns:wp="http://schemas.openxmlformats.org/drawingml/2006/wordprocessingDrawing" xmlns:w10="urn:schemas-microsoft-com:office:word" xmlns:w="http://schemas.openxmlformats.org/wordprocessingml/2006/main" xmlns:w14="http://schemas.microsoft.com/office/word/2010/wordml" xmlns:w15="http://schemas.microsoft.com/office/word/2012/wordml" xmlns:w16cex="http://schemas.microsoft.com/office/word/2018/wordml/cex" xmlns:w16cid="http://schemas.microsoft.com/office/word/2016/wordml/cid" xmlns:w16="http://schemas.microsoft.com/office/word/2018/wordml" xmlns:w16du="http://schemas.microsoft.com/office/word/2023/wordml/word16du" xmlns:w16sdtdh="http://schemas.microsoft.com/office/word/2020/wordml/sdtdatahash" xmlns:w16sdtfl="http://schemas.microsoft.com/office/word/2024/wordml/sdtformatlock" xmlns:w16se="http://schemas.microsoft.com/office/word/2015/wordml/symex" xmlns:wpg="http://schemas.microsoft.com/office/word/2010/wordprocessingGroup" xmlns:wpi="http://schemas.microsoft.com/office/word/2010/wordprocessingInk" xmlns:wne="http://schemas.microsoft.com/office/word/2006/wordml" xmlns:wps="http://schemas.microsoft.com/office/word/2010/wordprocessingShape" mc:Ignorable="w14 w15 w16se w16cid w16 w16cex w16sdtdh w16sdtfl w16du wp14">
   <w:docParts>
     <w:docPart>
       <w:docPartPr>
@@ -8624,7 +8659,7 @@
 </file>
 
 <file path=word/glossary/fontTable.xml><?xml version="1.0" encoding="utf-8"?>
-<w:fonts xmlns:mc="http://schemas.openxmlformats.org/markup-compatibility/2006" xmlns:r="http://schemas.openxmlformats.org/officeDocument/2006/relationships" xmlns:w="http://schemas.openxmlformats.org/wordprocessingml/2006/main" xmlns:w14="http://schemas.microsoft.com/office/word/2010/wordml" xmlns:w15="http://schemas.microsoft.com/office/word/2012/wordml" xmlns:w16cex="http://schemas.microsoft.com/office/word/2018/wordml/cex" xmlns:w16cid="http://schemas.microsoft.com/office/word/2016/wordml/cid" xmlns:w16="http://schemas.microsoft.com/office/word/2018/wordml" xmlns:w16sdtdh="http://schemas.microsoft.com/office/word/2020/wordml/sdtdatahash" xmlns:w16se="http://schemas.microsoft.com/office/word/2015/wordml/symex" mc:Ignorable="w14 w15 w16se w16cid w16 w16cex w16sdtdh">
+<w:fonts xmlns:mc="http://schemas.openxmlformats.org/markup-compatibility/2006" xmlns:r="http://schemas.openxmlformats.org/officeDocument/2006/relationships" xmlns:w="http://schemas.openxmlformats.org/wordprocessingml/2006/main" xmlns:w14="http://schemas.microsoft.com/office/word/2010/wordml" xmlns:w15="http://schemas.microsoft.com/office/word/2012/wordml" xmlns:w16cex="http://schemas.microsoft.com/office/word/2018/wordml/cex" xmlns:w16cid="http://schemas.microsoft.com/office/word/2016/wordml/cid" xmlns:w16="http://schemas.microsoft.com/office/word/2018/wordml" xmlns:w16du="http://schemas.microsoft.com/office/word/2023/wordml/word16du" xmlns:w16sdtdh="http://schemas.microsoft.com/office/word/2020/wordml/sdtdatahash" xmlns:w16sdtfl="http://schemas.microsoft.com/office/word/2024/wordml/sdtformatlock" xmlns:w16se="http://schemas.microsoft.com/office/word/2015/wordml/symex" mc:Ignorable="w14 w15 w16se w16cid w16 w16cex w16sdtdh w16sdtfl w16du">
   <w:font w:name="Symbol">
     <w:panose1 w:val="05050102010706020507"/>
     <w:charset w:val="02"/>
@@ -8644,7 +8679,7 @@
     <w:charset w:val="00"/>
     <w:family w:val="swiss"/>
     <w:pitch w:val="variable"/>
-    <w:sig w:usb0="E4002EFF" w:usb1="C000247B" w:usb2="00000009" w:usb3="00000000" w:csb0="000001FF" w:csb1="00000000"/>
+    <w:sig w:usb0="E4002EFF" w:usb1="C200247B" w:usb2="00000009" w:usb3="00000000" w:csb0="000001FF" w:csb1="00000000"/>
   </w:font>
   <w:font w:name="Courier New">
     <w:panose1 w:val="02070309020205020404"/>
@@ -8697,18 +8732,23 @@
     <w:pitch w:val="variable"/>
     <w:sig w:usb0="E0002EFF" w:usb1="C000785B" w:usb2="00000009" w:usb3="00000000" w:csb0="000001FF" w:csb1="00000000"/>
   </w:font>
-  <w:font w:name="Calibri Light">
-    <w:panose1 w:val="020F0302020204030204"/>
+  <w:font w:name="Aptos">
     <w:charset w:val="00"/>
     <w:family w:val="swiss"/>
     <w:pitch w:val="variable"/>
-    <w:sig w:usb0="E4002EFF" w:usb1="C000247B" w:usb2="00000009" w:usb3="00000000" w:csb0="000001FF" w:csb1="00000000"/>
+    <w:sig w:usb0="20000287" w:usb1="00000003" w:usb2="00000000" w:usb3="00000000" w:csb0="0000019F" w:csb1="00000000"/>
+  </w:font>
+  <w:font w:name="Aptos Display">
+    <w:charset w:val="00"/>
+    <w:family w:val="swiss"/>
+    <w:pitch w:val="variable"/>
+    <w:sig w:usb0="20000287" w:usb1="00000003" w:usb2="00000000" w:usb3="00000000" w:csb0="0000019F" w:csb1="00000000"/>
   </w:font>
 </w:fonts>
 </file>
 
 <file path=word/glossary/settings.xml><?xml version="1.0" encoding="utf-8"?>
-<w:settings xmlns:mc="http://schemas.openxmlformats.org/markup-compatibility/2006" xmlns:o="urn:schemas-microsoft-com:office:office" xmlns:r="http://schemas.openxmlformats.org/officeDocument/2006/relationships" xmlns:m="http://schemas.openxmlformats.org/officeDocument/2006/math" xmlns:v="urn:schemas-microsoft-com:vml" xmlns:w10="urn:schemas-microsoft-com:office:word" xmlns:w="http://schemas.openxmlformats.org/wordprocessingml/2006/main" xmlns:w14="http://schemas.microsoft.com/office/word/2010/wordml" xmlns:w15="http://schemas.microsoft.com/office/word/2012/wordml" xmlns:w16cex="http://schemas.microsoft.com/office/word/2018/wordml/cex" xmlns:w16cid="http://schemas.microsoft.com/office/word/2016/wordml/cid" xmlns:w16="http://schemas.microsoft.com/office/word/2018/wordml" xmlns:w16sdtdh="http://schemas.microsoft.com/office/word/2020/wordml/sdtdatahash" xmlns:w16se="http://schemas.microsoft.com/office/word/2015/wordml/symex" xmlns:sl="http://schemas.openxmlformats.org/schemaLibrary/2006/main" mc:Ignorable="w14 w15 w16se w16cid w16 w16cex w16sdtdh">
+<w:settings xmlns:mc="http://schemas.openxmlformats.org/markup-compatibility/2006" xmlns:o="urn:schemas-microsoft-com:office:office" xmlns:r="http://schemas.openxmlformats.org/officeDocument/2006/relationships" xmlns:m="http://schemas.openxmlformats.org/officeDocument/2006/math" xmlns:v="urn:schemas-microsoft-com:vml" xmlns:w10="urn:schemas-microsoft-com:office:word" xmlns:w="http://schemas.openxmlformats.org/wordprocessingml/2006/main" xmlns:w14="http://schemas.microsoft.com/office/word/2010/wordml" xmlns:w15="http://schemas.microsoft.com/office/word/2012/wordml" xmlns:w16cex="http://schemas.microsoft.com/office/word/2018/wordml/cex" xmlns:w16cid="http://schemas.microsoft.com/office/word/2016/wordml/cid" xmlns:w16="http://schemas.microsoft.com/office/word/2018/wordml" xmlns:w16du="http://schemas.microsoft.com/office/word/2023/wordml/word16du" xmlns:w16sdtdh="http://schemas.microsoft.com/office/word/2020/wordml/sdtdatahash" xmlns:w16sdtfl="http://schemas.microsoft.com/office/word/2024/wordml/sdtformatlock" xmlns:w16se="http://schemas.microsoft.com/office/word/2015/wordml/symex" xmlns:sl="http://schemas.openxmlformats.org/schemaLibrary/2006/main" mc:Ignorable="w14 w15 w16se w16cid w16 w16cex w16sdtdh w16sdtfl w16du">
   <w:view w:val="normal"/>
   <w:defaultTabStop w:val="1304"/>
   <w:hyphenationZone w:val="425"/>
@@ -8724,6 +8764,8 @@
   </w:compat>
   <w:rsids>
     <w:rsidRoot w:val="00E45085"/>
+    <w:rsid w:val="001B2529"/>
+    <w:rsid w:val="00606528"/>
     <w:rsid w:val="00640CB7"/>
     <w:rsid w:val="006562D8"/>
     <w:rsid w:val="006D3F3E"/>
@@ -8759,7 +8801,7 @@
 </file>
 
 <file path=word/glossary/styles.xml><?xml version="1.0" encoding="utf-8"?>
-<w:styles xmlns:mc="http://schemas.openxmlformats.org/markup-compatibility/2006" xmlns:r="http://schemas.openxmlformats.org/officeDocument/2006/relationships" xmlns:w="http://schemas.openxmlformats.org/wordprocessingml/2006/main" xmlns:w14="http://schemas.microsoft.com/office/word/2010/wordml" xmlns:w15="http://schemas.microsoft.com/office/word/2012/wordml" xmlns:w16cex="http://schemas.microsoft.com/office/word/2018/wordml/cex" xmlns:w16cid="http://schemas.microsoft.com/office/word/2016/wordml/cid" xmlns:w16="http://schemas.microsoft.com/office/word/2018/wordml" xmlns:w16sdtdh="http://schemas.microsoft.com/office/word/2020/wordml/sdtdatahash" xmlns:w16se="http://schemas.microsoft.com/office/word/2015/wordml/symex" mc:Ignorable="w14 w15 w16se w16cid w16 w16cex w16sdtdh">
+<w:styles xmlns:mc="http://schemas.openxmlformats.org/markup-compatibility/2006" xmlns:r="http://schemas.openxmlformats.org/officeDocument/2006/relationships" xmlns:w="http://schemas.openxmlformats.org/wordprocessingml/2006/main" xmlns:w14="http://schemas.microsoft.com/office/word/2010/wordml" xmlns:w15="http://schemas.microsoft.com/office/word/2012/wordml" xmlns:w16cex="http://schemas.microsoft.com/office/word/2018/wordml/cex" xmlns:w16cid="http://schemas.microsoft.com/office/word/2016/wordml/cid" xmlns:w16="http://schemas.microsoft.com/office/word/2018/wordml" xmlns:w16du="http://schemas.microsoft.com/office/word/2023/wordml/word16du" xmlns:w16sdtdh="http://schemas.microsoft.com/office/word/2020/wordml/sdtdatahash" xmlns:w16sdtfl="http://schemas.microsoft.com/office/word/2024/wordml/sdtformatlock" xmlns:w16se="http://schemas.microsoft.com/office/word/2015/wordml/symex" mc:Ignorable="w14 w15 w16se w16cid w16 w16cex w16sdtdh w16sdtfl w16du">
   <w:docDefaults>
     <w:rPrDefault>
       <w:rPr>
@@ -9201,7 +9243,7 @@
 </file>
 
 <file path=word/glossary/webSettings.xml><?xml version="1.0" encoding="utf-8"?>
-<w:webSettings xmlns:mc="http://schemas.openxmlformats.org/markup-compatibility/2006" xmlns:r="http://schemas.openxmlformats.org/officeDocument/2006/relationships" xmlns:w="http://schemas.openxmlformats.org/wordprocessingml/2006/main" xmlns:w14="http://schemas.microsoft.com/office/word/2010/wordml" xmlns:w15="http://schemas.microsoft.com/office/word/2012/wordml" xmlns:w16cex="http://schemas.microsoft.com/office/word/2018/wordml/cex" xmlns:w16cid="http://schemas.microsoft.com/office/word/2016/wordml/cid" xmlns:w16="http://schemas.microsoft.com/office/word/2018/wordml" xmlns:w16sdtdh="http://schemas.microsoft.com/office/word/2020/wordml/sdtdatahash" xmlns:w16se="http://schemas.microsoft.com/office/word/2015/wordml/symex" mc:Ignorable="w14 w15 w16se w16cid w16 w16cex w16sdtdh">
+<w:webSettings xmlns:mc="http://schemas.openxmlformats.org/markup-compatibility/2006" xmlns:r="http://schemas.openxmlformats.org/officeDocument/2006/relationships" xmlns:w="http://schemas.openxmlformats.org/wordprocessingml/2006/main" xmlns:w14="http://schemas.microsoft.com/office/word/2010/wordml" xmlns:w15="http://schemas.microsoft.com/office/word/2012/wordml" xmlns:w16cex="http://schemas.microsoft.com/office/word/2018/wordml/cex" xmlns:w16cid="http://schemas.microsoft.com/office/word/2016/wordml/cid" xmlns:w16="http://schemas.microsoft.com/office/word/2018/wordml" xmlns:w16du="http://schemas.microsoft.com/office/word/2023/wordml/word16du" xmlns:w16sdtdh="http://schemas.microsoft.com/office/word/2020/wordml/sdtdatahash" xmlns:w16sdtfl="http://schemas.microsoft.com/office/word/2024/wordml/sdtformatlock" xmlns:w16se="http://schemas.microsoft.com/office/word/2015/wordml/symex" mc:Ignorable="w14 w15 w16se w16cid w16 w16cex w16sdtdh w16sdtfl w16du">
   <w:optimizeForBrowser/>
   <w:allowPNG/>
 </w:webSettings>
@@ -9544,17 +9586,19 @@
 </file>
 
 <file path=customXml/item1.xml><?xml version="1.0" encoding="utf-8"?>
-<p:properties xmlns:p="http://schemas.microsoft.com/office/2006/metadata/properties" xmlns:xsi="http://www.w3.org/2001/XMLSchema-instance" xmlns:pc="http://schemas.microsoft.com/office/infopath/2007/PartnerControls">
-  <documentManagement>
-    <TaxCatchAll xmlns="2650c1b0-b5fc-4490-8d12-d327ee776c7b" xsi:nil="true"/>
-    <lcf76f155ced4ddcb4097134ff3c332f xmlns="40a89c71-6f69-4bdc-886c-c8f971c9b9d4">
-      <Terms xmlns="http://schemas.microsoft.com/office/infopath/2007/PartnerControls"/>
-    </lcf76f155ced4ddcb4097134ff3c332f>
-  </documentManagement>
-</p:properties>
+<?mso-contentType ?>
+<FormTemplates xmlns="http://schemas.microsoft.com/sharepoint/v3/contenttype/forms">
+  <Display>DocumentLibraryForm</Display>
+  <Edit>DocumentLibraryForm</Edit>
+  <New>DocumentLibraryForm</New>
+</FormTemplates>
 </file>
 
 <file path=customXml/item2.xml><?xml version="1.0" encoding="utf-8"?>
+<b:Sources xmlns:b="http://schemas.openxmlformats.org/officeDocument/2006/bibliography" xmlns="http://schemas.openxmlformats.org/officeDocument/2006/bibliography" SelectedStyle="\APASixthEditionOfficeOnline.xsl" StyleName="APA" Version="6"/>
+</file>
+
+<file path=customXml/item3.xml><?xml version="1.0" encoding="utf-8"?>
 <ct:contentTypeSchema xmlns:ct="http://schemas.microsoft.com/office/2006/metadata/contentType" xmlns:ma="http://schemas.microsoft.com/office/2006/metadata/properties/metaAttributes" ct:_="" ma:_="" ma:contentTypeName="dokument" ma:contentTypeID="0x0101000A5C05CEEDBA1E459DCF94C262BDF661" ma:contentTypeVersion="13" ma:contentTypeDescription="Skapa ett nytt dokument." ma:contentTypeScope="" ma:versionID="b12f5bef6f419d963bd57f4c7b75fd51">
   <xsd:schema xmlns:xsd="http://www.w3.org/2001/XMLSchema" xmlns:xs="http://www.w3.org/2001/XMLSchema" xmlns:p="http://schemas.microsoft.com/office/2006/metadata/properties" xmlns:ns2="40a89c71-6f69-4bdc-886c-c8f971c9b9d4" xmlns:ns3="2650c1b0-b5fc-4490-8d12-d327ee776c7b" targetNamespace="http://schemas.microsoft.com/office/2006/metadata/properties" ma:root="true" ma:fieldsID="e0d69ddf5e5066efd698e9a4e0ac582a" ns2:_="" ns3:_="">
     <xsd:import namespace="40a89c71-6f69-4bdc-886c-c8f971c9b9d4"/>
@@ -9777,31 +9821,34 @@
 </ct:contentTypeSchema>
 </file>
 
-<file path=customXml/item3.xml><?xml version="1.0" encoding="utf-8"?>
-<b:Sources xmlns:b="http://schemas.openxmlformats.org/officeDocument/2006/bibliography" xmlns="http://schemas.openxmlformats.org/officeDocument/2006/bibliography" SelectedStyle="\APASixthEditionOfficeOnline.xsl" StyleName="APA" Version="6"/>
-</file>
-
 <file path=customXml/item4.xml><?xml version="1.0" encoding="utf-8"?>
-<?mso-contentType ?>
-<FormTemplates xmlns="http://schemas.microsoft.com/sharepoint/v3/contenttype/forms">
-  <Display>DocumentLibraryForm</Display>
-  <Edit>DocumentLibraryForm</Edit>
-  <New>DocumentLibraryForm</New>
-</FormTemplates>
+<p:properties xmlns:p="http://schemas.microsoft.com/office/2006/metadata/properties" xmlns:xsi="http://www.w3.org/2001/XMLSchema-instance" xmlns:pc="http://schemas.microsoft.com/office/infopath/2007/PartnerControls">
+  <documentManagement>
+    <TaxCatchAll xmlns="2650c1b0-b5fc-4490-8d12-d327ee776c7b" xsi:nil="true"/>
+    <lcf76f155ced4ddcb4097134ff3c332f xmlns="40a89c71-6f69-4bdc-886c-c8f971c9b9d4">
+      <Terms xmlns="http://schemas.microsoft.com/office/infopath/2007/PartnerControls"/>
+    </lcf76f155ced4ddcb4097134ff3c332f>
+  </documentManagement>
+</p:properties>
 </file>
 
 <file path=customXml/itemProps1.xml><?xml version="1.0" encoding="utf-8"?>
-<ds:datastoreItem xmlns:ds="http://schemas.openxmlformats.org/officeDocument/2006/customXml" ds:itemID="{9DCCB28F-463D-45F3-8BD3-7ACCCA6F54F0}">
+<ds:datastoreItem xmlns:ds="http://schemas.openxmlformats.org/officeDocument/2006/customXml" ds:itemID="{57297251-69E8-4DA8-AF26-94224341CEF6}">
   <ds:schemaRefs>
-    <ds:schemaRef ds:uri="http://schemas.microsoft.com/office/2006/metadata/properties"/>
-    <ds:schemaRef ds:uri="http://schemas.microsoft.com/office/infopath/2007/PartnerControls"/>
-    <ds:schemaRef ds:uri="2650c1b0-b5fc-4490-8d12-d327ee776c7b"/>
-    <ds:schemaRef ds:uri="40a89c71-6f69-4bdc-886c-c8f971c9b9d4"/>
+    <ds:schemaRef ds:uri="http://schemas.microsoft.com/sharepoint/v3/contenttype/forms"/>
   </ds:schemaRefs>
 </ds:datastoreItem>
 </file>
 
 <file path=customXml/itemProps2.xml><?xml version="1.0" encoding="utf-8"?>
+<ds:datastoreItem xmlns:ds="http://schemas.openxmlformats.org/officeDocument/2006/customXml" ds:itemID="{F425ED1F-C8BA-4C2F-B8CC-B65D72B8F6FA}">
+  <ds:schemaRefs>
+    <ds:schemaRef ds:uri="http://schemas.openxmlformats.org/officeDocument/2006/bibliography"/>
+  </ds:schemaRefs>
+</ds:datastoreItem>
+</file>
+
+<file path=customXml/itemProps3.xml><?xml version="1.0" encoding="utf-8"?>
 <ds:datastoreItem xmlns:ds="http://schemas.openxmlformats.org/officeDocument/2006/customXml" ds:itemID="{BC47BCAC-44AE-4AF6-BE04-77BE84664A08}">
   <ds:schemaRefs>
     <ds:schemaRef ds:uri="http://schemas.microsoft.com/office/2006/metadata/contentType"/>
@@ -9820,18 +9867,13 @@
 </ds:datastoreItem>
 </file>
 
-<file path=customXml/itemProps3.xml><?xml version="1.0" encoding="utf-8"?>
-<ds:datastoreItem xmlns:ds="http://schemas.openxmlformats.org/officeDocument/2006/customXml" ds:itemID="{F425ED1F-C8BA-4C2F-B8CC-B65D72B8F6FA}">
+<file path=customXml/itemProps4.xml><?xml version="1.0" encoding="utf-8"?>
+<ds:datastoreItem xmlns:ds="http://schemas.openxmlformats.org/officeDocument/2006/customXml" ds:itemID="{9DCCB28F-463D-45F3-8BD3-7ACCCA6F54F0}">
   <ds:schemaRefs>
-    <ds:schemaRef ds:uri="http://schemas.openxmlformats.org/officeDocument/2006/bibliography"/>
-  </ds:schemaRefs>
-</ds:datastoreItem>
-</file>
-
-<file path=customXml/itemProps4.xml><?xml version="1.0" encoding="utf-8"?>
-<ds:datastoreItem xmlns:ds="http://schemas.openxmlformats.org/officeDocument/2006/customXml" ds:itemID="{57297251-69E8-4DA8-AF26-94224341CEF6}">
-  <ds:schemaRefs>
-    <ds:schemaRef ds:uri="http://schemas.microsoft.com/sharepoint/v3/contenttype/forms"/>
+    <ds:schemaRef ds:uri="http://schemas.microsoft.com/office/2006/metadata/properties"/>
+    <ds:schemaRef ds:uri="http://schemas.microsoft.com/office/infopath/2007/PartnerControls"/>
+    <ds:schemaRef ds:uri="2650c1b0-b5fc-4490-8d12-d327ee776c7b"/>
+    <ds:schemaRef ds:uri="40a89c71-6f69-4bdc-886c-c8f971c9b9d4"/>
   </ds:schemaRefs>
 </ds:datastoreItem>
 </file>